--- a/Full Report.docx
+++ b/Full Report.docx
@@ -1,6 +1,6 @@
 
 <file path=word/document.xml><?xml version="1.0" encoding="utf-8"?>
-<w:document xmlns:wpc="http://schemas.microsoft.com/office/word/2010/wordprocessingCanvas" xmlns:cx="http://schemas.microsoft.com/office/drawing/2014/chartex" xmlns:cx1="http://schemas.microsoft.com/office/drawing/2015/9/8/chartex" xmlns:cx2="http://schemas.microsoft.com/office/drawing/2015/10/21/chartex" xmlns:cx3="http://schemas.microsoft.com/office/drawing/2016/5/9/chartex" xmlns:cx4="http://schemas.microsoft.com/office/drawing/2016/5/10/chartex" xmlns:cx5="http://schemas.microsoft.com/office/drawing/2016/5/11/chartex" xmlns:cx6="http://schemas.microsoft.com/office/drawing/2016/5/12/chartex" xmlns:cx7="http://schemas.microsoft.com/office/drawing/2016/5/13/chartex" xmlns:cx8="http://schemas.microsoft.com/office/drawing/2016/5/14/chartex" xmlns:mc="http://schemas.openxmlformats.org/markup-compatibility/2006" xmlns:aink="http://schemas.microsoft.com/office/drawing/2016/ink" xmlns:am3d="http://schemas.microsoft.com/office/drawing/2017/model3d" xmlns:o="urn:schemas-microsoft-com:office:office" xmlns:r="http://schemas.openxmlformats.org/officeDocument/2006/relationships" xmlns:m="http://schemas.openxmlformats.org/officeDocument/2006/math" xmlns:v="urn:schemas-microsoft-com:vml" xmlns:wp14="http://schemas.microsoft.com/office/word/2010/wordprocessingDrawing" xmlns:wp="http://schemas.openxmlformats.org/drawingml/2006/wordprocessingDrawing" xmlns:w10="urn:schemas-microsoft-com:office:word" xmlns:w="http://schemas.openxmlformats.org/wordprocessingml/2006/main" xmlns:w14="http://schemas.microsoft.com/office/word/2010/wordml" xmlns:w15="http://schemas.microsoft.com/office/word/2012/wordml" xmlns:w16cex="http://schemas.microsoft.com/office/word/2018/wordml/cex" xmlns:w16cid="http://schemas.microsoft.com/office/word/2016/wordml/cid" xmlns:w16="http://schemas.microsoft.com/office/word/2018/wordml" xmlns:w16sdtdh="http://schemas.microsoft.com/office/word/2020/wordml/sdtdatahash" xmlns:w16se="http://schemas.microsoft.com/office/word/2015/wordml/symex" xmlns:wpg="http://schemas.microsoft.com/office/word/2010/wordprocessingGroup" xmlns:wpi="http://schemas.microsoft.com/office/word/2010/wordprocessingInk" xmlns:wne="http://schemas.microsoft.com/office/word/2006/wordml" xmlns:wps="http://schemas.microsoft.com/office/word/2010/wordprocessingShape" mc:Ignorable="w14 w15 w16se w16cid w16 w16cex w16sdtdh wp14">
+<w:document xmlns:wpc="http://schemas.microsoft.com/office/word/2010/wordprocessingCanvas" xmlns:cx="http://schemas.microsoft.com/office/drawing/2014/chartex" xmlns:cx1="http://schemas.microsoft.com/office/drawing/2015/9/8/chartex" xmlns:cx2="http://schemas.microsoft.com/office/drawing/2015/10/21/chartex" xmlns:cx3="http://schemas.microsoft.com/office/drawing/2016/5/9/chartex" xmlns:cx4="http://schemas.microsoft.com/office/drawing/2016/5/10/chartex" xmlns:cx5="http://schemas.microsoft.com/office/drawing/2016/5/11/chartex" xmlns:cx6="http://schemas.microsoft.com/office/drawing/2016/5/12/chartex" xmlns:cx7="http://schemas.microsoft.com/office/drawing/2016/5/13/chartex" xmlns:cx8="http://schemas.microsoft.com/office/drawing/2016/5/14/chartex" xmlns:mc="http://schemas.openxmlformats.org/markup-compatibility/2006" xmlns:aink="http://schemas.microsoft.com/office/drawing/2016/ink" xmlns:am3d="http://schemas.microsoft.com/office/drawing/2017/model3d" xmlns:o="urn:schemas-microsoft-com:office:office" xmlns:oel="http://schemas.microsoft.com/office/2019/extlst" xmlns:r="http://schemas.openxmlformats.org/officeDocument/2006/relationships" xmlns:m="http://schemas.openxmlformats.org/officeDocument/2006/math" xmlns:v="urn:schemas-microsoft-com:vml" xmlns:wp14="http://schemas.microsoft.com/office/word/2010/wordprocessingDrawing" xmlns:wp="http://schemas.openxmlformats.org/drawingml/2006/wordprocessingDrawing" xmlns:w10="urn:schemas-microsoft-com:office:word" xmlns:w="http://schemas.openxmlformats.org/wordprocessingml/2006/main" xmlns:w14="http://schemas.microsoft.com/office/word/2010/wordml" xmlns:w15="http://schemas.microsoft.com/office/word/2012/wordml" xmlns:w16cex="http://schemas.microsoft.com/office/word/2018/wordml/cex" xmlns:w16cid="http://schemas.microsoft.com/office/word/2016/wordml/cid" xmlns:w16="http://schemas.microsoft.com/office/word/2018/wordml" xmlns:w16du="http://schemas.microsoft.com/office/word/2023/wordml/word16du" xmlns:w16sdtdh="http://schemas.microsoft.com/office/word/2020/wordml/sdtdatahash" xmlns:w16sdtfl="http://schemas.microsoft.com/office/word/2024/wordml/sdtformatlock" xmlns:w16se="http://schemas.microsoft.com/office/word/2015/wordml/symex" xmlns:wpg="http://schemas.microsoft.com/office/word/2010/wordprocessingGroup" xmlns:wpi="http://schemas.microsoft.com/office/word/2010/wordprocessingInk" xmlns:wne="http://schemas.microsoft.com/office/word/2006/wordml" xmlns:wps="http://schemas.microsoft.com/office/word/2010/wordprocessingShape" mc:Ignorable="w14 w15 w16se w16cid w16 w16cex w16sdtdh w16sdtfl w16du wp14">
   <w:background w:color="FFFFFF" w:themeColor="background1"/>
   <w:body>
     <w:p>
@@ -47,10 +47,6 @@
         <w:jc w:val="center"/>
         <w:rPr>
           <w:rFonts w:asciiTheme="majorBidi" w:hAnsiTheme="majorBidi" w:cstheme="majorBidi"/>
-          <w:b/>
-          <w:bCs/>
-          <w:sz w:val="52"/>
-          <w:szCs w:val="52"/>
         </w:rPr>
       </w:pPr>
     </w:p>
@@ -59,385 +55,15 @@
         <w:spacing w:after="200"/>
         <w:jc w:val="center"/>
         <w:rPr>
-          <w:rStyle w:val="markedcontent"/>
-          <w:rFonts w:asciiTheme="majorBidi" w:hAnsiTheme="majorBidi" w:cstheme="majorBidi"/>
-          <w:sz w:val="28"/>
-          <w:szCs w:val="28"/>
-        </w:rPr>
-      </w:pPr>
-      <w:r>
-        <w:rPr>
-          <w:rStyle w:val="markedcontent"/>
-          <w:rFonts w:asciiTheme="majorBidi" w:hAnsiTheme="majorBidi" w:cstheme="majorBidi"/>
-          <w:sz w:val="28"/>
-          <w:szCs w:val="28"/>
-        </w:rPr>
-        <w:t xml:space="preserve">Ahmed Emad Eldin </w:t>
-      </w:r>
-    </w:p>
-    <w:p>
-      <w:pPr>
-        <w:spacing w:after="200"/>
-        <w:jc w:val="center"/>
-        <w:rPr>
-          <w:rStyle w:val="markedcontent"/>
-          <w:rFonts w:asciiTheme="majorBidi" w:hAnsiTheme="majorBidi" w:cstheme="majorBidi"/>
-          <w:sz w:val="28"/>
-          <w:szCs w:val="28"/>
-        </w:rPr>
-      </w:pPr>
-      <w:r>
-        <w:rPr>
-          <w:rStyle w:val="markedcontent"/>
-          <w:rFonts w:asciiTheme="majorBidi" w:hAnsiTheme="majorBidi" w:cstheme="majorBidi"/>
-          <w:sz w:val="28"/>
-          <w:szCs w:val="28"/>
-        </w:rPr>
-        <w:t>A</w:t>
-      </w:r>
-      <w:r>
-        <w:rPr>
-          <w:rStyle w:val="markedcontent"/>
-          <w:rFonts w:asciiTheme="majorBidi" w:hAnsiTheme="majorBidi" w:cstheme="majorBidi"/>
-          <w:sz w:val="28"/>
-          <w:szCs w:val="28"/>
-        </w:rPr>
-        <w:t xml:space="preserve">hmed Mohamed Mahmoud Elsarta </w:t>
-      </w:r>
-    </w:p>
-    <w:p>
-      <w:pPr>
-        <w:spacing w:after="200"/>
-        <w:jc w:val="center"/>
-        <w:rPr>
-          <w:rStyle w:val="markedcontent"/>
-          <w:rFonts w:asciiTheme="majorBidi" w:hAnsiTheme="majorBidi" w:cstheme="majorBidi"/>
-          <w:sz w:val="28"/>
-          <w:szCs w:val="28"/>
-        </w:rPr>
-      </w:pPr>
-      <w:r>
-        <w:rPr>
-          <w:rStyle w:val="markedcontent"/>
-          <w:rFonts w:asciiTheme="majorBidi" w:hAnsiTheme="majorBidi" w:cstheme="majorBidi"/>
-          <w:sz w:val="28"/>
-          <w:szCs w:val="28"/>
-        </w:rPr>
-        <w:t xml:space="preserve">Marina Nasser Fayez </w:t>
-      </w:r>
-    </w:p>
-    <w:p>
-      <w:pPr>
-        <w:spacing w:after="200"/>
-        <w:jc w:val="center"/>
-        <w:rPr>
-          <w:rStyle w:val="markedcontent"/>
-          <w:rFonts w:asciiTheme="majorBidi" w:hAnsiTheme="majorBidi" w:cstheme="majorBidi"/>
-          <w:sz w:val="28"/>
-          <w:szCs w:val="28"/>
-        </w:rPr>
-      </w:pPr>
-      <w:r>
-        <w:rPr>
-          <w:rStyle w:val="markedcontent"/>
-          <w:rFonts w:asciiTheme="majorBidi" w:hAnsiTheme="majorBidi" w:cstheme="majorBidi"/>
-          <w:sz w:val="28"/>
-          <w:szCs w:val="28"/>
-        </w:rPr>
-        <w:t xml:space="preserve">Maryam Megahed Gamil Abo-Donia </w:t>
-      </w:r>
-    </w:p>
-    <w:p>
-      <w:pPr>
-        <w:spacing w:after="200"/>
-        <w:jc w:val="center"/>
-        <w:rPr>
-          <w:rStyle w:val="markedcontent"/>
-          <w:rFonts w:asciiTheme="majorBidi" w:hAnsiTheme="majorBidi" w:cstheme="majorBidi"/>
-          <w:sz w:val="28"/>
-          <w:szCs w:val="28"/>
-        </w:rPr>
-      </w:pPr>
-      <w:r>
-        <w:rPr>
-          <w:rStyle w:val="markedcontent"/>
-          <w:rFonts w:asciiTheme="majorBidi" w:hAnsiTheme="majorBidi" w:cstheme="majorBidi"/>
-          <w:sz w:val="28"/>
-          <w:szCs w:val="28"/>
-        </w:rPr>
-        <w:t xml:space="preserve">Magdy Muhammed El Sayed Nasr </w:t>
-      </w:r>
-    </w:p>
-    <w:p>
-      <w:pPr>
-        <w:spacing w:after="200"/>
-        <w:jc w:val="center"/>
-        <w:rPr>
-          <w:rStyle w:val="markedcontent"/>
-          <w:rFonts w:asciiTheme="majorBidi" w:hAnsiTheme="majorBidi" w:cstheme="majorBidi"/>
-          <w:sz w:val="28"/>
-          <w:szCs w:val="28"/>
-        </w:rPr>
-      </w:pPr>
-      <w:r>
-        <w:rPr>
-          <w:rStyle w:val="markedcontent"/>
-          <w:rFonts w:asciiTheme="majorBidi" w:hAnsiTheme="majorBidi" w:cstheme="majorBidi"/>
-          <w:sz w:val="28"/>
-          <w:szCs w:val="28"/>
-        </w:rPr>
-        <w:t xml:space="preserve">Michael Hany </w:t>
-      </w:r>
-      <w:proofErr w:type="spellStart"/>
-      <w:r>
-        <w:rPr>
-          <w:rStyle w:val="markedcontent"/>
-          <w:rFonts w:asciiTheme="majorBidi" w:hAnsiTheme="majorBidi" w:cstheme="majorBidi"/>
-          <w:sz w:val="28"/>
-          <w:szCs w:val="28"/>
-        </w:rPr>
-        <w:t>R</w:t>
-      </w:r>
-      <w:r>
-        <w:rPr>
-          <w:rStyle w:val="markedcontent"/>
-          <w:rFonts w:asciiTheme="majorBidi" w:hAnsiTheme="majorBidi" w:cstheme="majorBidi"/>
-          <w:sz w:val="28"/>
-          <w:szCs w:val="28"/>
-        </w:rPr>
-        <w:t>ofael</w:t>
-      </w:r>
-      <w:proofErr w:type="spellEnd"/>
-      <w:r>
-        <w:rPr>
-          <w:rStyle w:val="markedcontent"/>
-          <w:rFonts w:asciiTheme="majorBidi" w:hAnsiTheme="majorBidi" w:cstheme="majorBidi"/>
-          <w:sz w:val="28"/>
-          <w:szCs w:val="28"/>
-        </w:rPr>
-        <w:t xml:space="preserve"> </w:t>
-      </w:r>
-      <w:r>
-        <w:rPr>
-          <w:rStyle w:val="markedcontent"/>
-          <w:rFonts w:asciiTheme="majorBidi" w:hAnsiTheme="majorBidi" w:cstheme="majorBidi"/>
-          <w:sz w:val="28"/>
-          <w:szCs w:val="28"/>
-        </w:rPr>
-        <w:t>Y</w:t>
-      </w:r>
-      <w:r>
-        <w:rPr>
-          <w:rStyle w:val="markedcontent"/>
-          <w:rFonts w:asciiTheme="majorBidi" w:hAnsiTheme="majorBidi" w:cstheme="majorBidi"/>
-          <w:sz w:val="28"/>
-          <w:szCs w:val="28"/>
-        </w:rPr>
-        <w:t xml:space="preserve">ousef </w:t>
-      </w:r>
-    </w:p>
-    <w:p>
-      <w:pPr>
-        <w:spacing w:after="200"/>
-        <w:jc w:val="center"/>
-        <w:rPr>
-          <w:rStyle w:val="markedcontent"/>
-          <w:rFonts w:asciiTheme="majorBidi" w:hAnsiTheme="majorBidi" w:cstheme="majorBidi"/>
-          <w:sz w:val="28"/>
-          <w:szCs w:val="28"/>
-        </w:rPr>
-      </w:pPr>
-      <w:r>
-        <w:rPr>
-          <w:rStyle w:val="markedcontent"/>
-          <w:rFonts w:asciiTheme="majorBidi" w:hAnsiTheme="majorBidi" w:cstheme="majorBidi"/>
-          <w:sz w:val="28"/>
-          <w:szCs w:val="28"/>
-        </w:rPr>
-        <w:t xml:space="preserve">Mohamed Ahmed Ismael </w:t>
-      </w:r>
-    </w:p>
-    <w:p>
-      <w:pPr>
-        <w:spacing w:after="200"/>
-        <w:jc w:val="center"/>
-        <w:rPr>
-          <w:rFonts w:asciiTheme="majorBidi" w:hAnsiTheme="majorBidi" w:cstheme="majorBidi"/>
-          <w:sz w:val="28"/>
-          <w:szCs w:val="28"/>
-        </w:rPr>
-      </w:pPr>
-      <w:proofErr w:type="spellStart"/>
-      <w:r>
-        <w:rPr>
-          <w:rStyle w:val="markedcontent"/>
-          <w:rFonts w:asciiTheme="majorBidi" w:hAnsiTheme="majorBidi" w:cstheme="majorBidi"/>
-          <w:sz w:val="28"/>
-          <w:szCs w:val="28"/>
-        </w:rPr>
-        <w:t>Sherif</w:t>
-      </w:r>
-      <w:proofErr w:type="spellEnd"/>
-      <w:r>
-        <w:rPr>
-          <w:rStyle w:val="markedcontent"/>
-          <w:rFonts w:asciiTheme="majorBidi" w:hAnsiTheme="majorBidi" w:cstheme="majorBidi"/>
-          <w:sz w:val="28"/>
-          <w:szCs w:val="28"/>
-        </w:rPr>
-        <w:t xml:space="preserve"> Ahmed Elsayed Yousef</w:t>
-      </w:r>
-    </w:p>
-    <w:p>
-      <w:pPr>
-        <w:spacing w:after="200"/>
-        <w:jc w:val="center"/>
-        <w:rPr>
-          <w:rFonts w:asciiTheme="majorBidi" w:hAnsiTheme="majorBidi" w:cstheme="majorBidi"/>
-        </w:rPr>
-      </w:pPr>
-      <w:r>
-        <w:rPr>
-          <w:rFonts w:asciiTheme="majorBidi" w:hAnsiTheme="majorBidi" w:cstheme="majorBidi"/>
-        </w:rPr>
-        <w:t>Department of bio-medical engineering</w:t>
-      </w:r>
-    </w:p>
-    <w:p>
-      <w:pPr>
-        <w:spacing w:after="200"/>
-        <w:jc w:val="center"/>
-        <w:rPr>
-          <w:rFonts w:asciiTheme="majorBidi" w:hAnsiTheme="majorBidi" w:cstheme="majorBidi"/>
-        </w:rPr>
-      </w:pPr>
-      <w:r>
-        <w:rPr>
-          <w:rFonts w:asciiTheme="majorBidi" w:hAnsiTheme="majorBidi" w:cstheme="majorBidi"/>
-        </w:rPr>
-        <w:t>Supervised by</w:t>
-      </w:r>
-    </w:p>
-    <w:p>
-      <w:pPr>
-        <w:spacing w:after="200"/>
-        <w:jc w:val="center"/>
-        <w:rPr>
-          <w:rFonts w:asciiTheme="majorBidi" w:hAnsiTheme="majorBidi" w:cstheme="majorBidi"/>
-          <w:sz w:val="28"/>
-          <w:szCs w:val="28"/>
-        </w:rPr>
-      </w:pPr>
-      <w:r>
-        <w:rPr>
-          <w:rFonts w:asciiTheme="majorBidi" w:hAnsiTheme="majorBidi" w:cstheme="majorBidi"/>
-          <w:b/>
-          <w:bCs/>
-          <w:sz w:val="28"/>
-          <w:szCs w:val="28"/>
-        </w:rPr>
-        <w:t>Dr</w:t>
-      </w:r>
-      <w:r>
-        <w:rPr>
-          <w:rFonts w:asciiTheme="majorBidi" w:hAnsiTheme="majorBidi" w:cstheme="majorBidi"/>
-          <w:b/>
-          <w:bCs/>
-          <w:sz w:val="28"/>
-          <w:szCs w:val="28"/>
-        </w:rPr>
-        <w:t>.</w:t>
-      </w:r>
-      <w:r>
-        <w:rPr>
-          <w:rFonts w:asciiTheme="majorBidi" w:hAnsiTheme="majorBidi" w:cstheme="majorBidi"/>
-          <w:sz w:val="28"/>
-          <w:szCs w:val="28"/>
-        </w:rPr>
-        <w:t xml:space="preserve"> </w:t>
-      </w:r>
-      <w:r>
-        <w:rPr>
-          <w:rFonts w:asciiTheme="majorBidi" w:hAnsiTheme="majorBidi" w:cstheme="majorBidi"/>
-          <w:b/>
-          <w:bCs/>
-          <w:sz w:val="28"/>
-          <w:szCs w:val="28"/>
-        </w:rPr>
-        <w:t>Samah Moh</w:t>
-      </w:r>
-      <w:r>
-        <w:rPr>
-          <w:rFonts w:asciiTheme="majorBidi" w:hAnsiTheme="majorBidi" w:cstheme="majorBidi"/>
-          <w:b/>
-          <w:bCs/>
-          <w:sz w:val="28"/>
-          <w:szCs w:val="28"/>
-        </w:rPr>
-        <w:t>a</w:t>
-      </w:r>
-      <w:r>
-        <w:rPr>
-          <w:rFonts w:asciiTheme="majorBidi" w:hAnsiTheme="majorBidi" w:cstheme="majorBidi"/>
-          <w:b/>
-          <w:bCs/>
-          <w:sz w:val="28"/>
-          <w:szCs w:val="28"/>
-        </w:rPr>
-        <w:t xml:space="preserve">med </w:t>
-      </w:r>
-      <w:r>
-        <w:rPr>
-          <w:rFonts w:asciiTheme="majorBidi" w:hAnsiTheme="majorBidi" w:cstheme="majorBidi"/>
-          <w:b/>
-          <w:bCs/>
-          <w:sz w:val="28"/>
-          <w:szCs w:val="28"/>
-        </w:rPr>
-        <w:t>El Shafie</w:t>
-      </w:r>
-    </w:p>
-    <w:p>
-      <w:pPr>
-        <w:spacing w:after="200"/>
-        <w:jc w:val="center"/>
-        <w:rPr>
-          <w:rFonts w:asciiTheme="majorBidi" w:hAnsiTheme="majorBidi" w:cstheme="majorBidi"/>
-        </w:rPr>
-      </w:pPr>
-      <w:r>
-        <w:rPr>
-          <w:rFonts w:asciiTheme="majorBidi" w:hAnsiTheme="majorBidi" w:cstheme="majorBidi"/>
-        </w:rPr>
-        <w:t>Professor of E</w:t>
-      </w:r>
-      <w:r>
-        <w:rPr>
-          <w:rFonts w:asciiTheme="majorBidi" w:hAnsiTheme="majorBidi" w:cstheme="majorBidi"/>
-        </w:rPr>
-        <w:t xml:space="preserve">lectronics and Electrical </w:t>
-      </w:r>
-      <w:r>
-        <w:rPr>
-          <w:rFonts w:asciiTheme="majorBidi" w:hAnsiTheme="majorBidi" w:cstheme="majorBidi"/>
-        </w:rPr>
-        <w:t>C</w:t>
-      </w:r>
-      <w:r>
-        <w:rPr>
-          <w:rFonts w:asciiTheme="majorBidi" w:hAnsiTheme="majorBidi" w:cstheme="majorBidi"/>
-        </w:rPr>
-        <w:t>ommunications</w:t>
-      </w:r>
-    </w:p>
-    <w:p>
-      <w:pPr>
-        <w:spacing w:after="200"/>
-        <w:jc w:val="center"/>
-        <w:rPr>
-          <w:rFonts w:asciiTheme="majorBidi" w:hAnsiTheme="majorBidi" w:cstheme="majorBidi"/>
-        </w:rPr>
-      </w:pPr>
+          <w:rFonts w:asciiTheme="majorBidi" w:hAnsiTheme="majorBidi" w:cstheme="majorBidi"/>
+        </w:rPr>
+      </w:pPr>
+      <w:r>
+        <w:rPr>
+          <w:rFonts w:asciiTheme="majorBidi" w:hAnsiTheme="majorBidi" w:cstheme="majorBidi"/>
+        </w:rPr>
+        <w:t xml:space="preserve">System &amp; Biomedical Engineering </w:t>
+      </w:r>
       <w:r>
         <w:rPr>
           <w:rFonts w:asciiTheme="majorBidi" w:hAnsiTheme="majorBidi" w:cstheme="majorBidi"/>
@@ -1052,20 +678,12 @@
         </w:rPr>
         <w:t>2  (</w:t>
       </w:r>
-      <w:proofErr w:type="spellStart"/>
       <w:proofErr w:type="gramEnd"/>
       <w:r>
         <w:rPr>
           <w:b/>
         </w:rPr>
-        <w:t>Brugada</w:t>
-      </w:r>
-      <w:proofErr w:type="spellEnd"/>
-      <w:r>
-        <w:rPr>
-          <w:b/>
-        </w:rPr>
-        <w:t xml:space="preserve"> syndrome</w:t>
+        <w:t>Brugada syndrome</w:t>
       </w:r>
       <w:r>
         <w:rPr>
@@ -1077,9 +695,11 @@
       <w:r>
         <w:t xml:space="preserve"> ………</w:t>
       </w:r>
+      <w:proofErr w:type="gramStart"/>
       <w:r>
         <w:t>…..</w:t>
       </w:r>
+      <w:proofErr w:type="gramEnd"/>
       <w:r>
         <w:t>………………</w:t>
       </w:r>
@@ -1175,9 +795,11 @@
         </w:rPr>
         <w:t>…………………………….……</w:t>
       </w:r>
+      <w:proofErr w:type="gramStart"/>
       <w:r>
         <w:t>…..</w:t>
       </w:r>
+      <w:proofErr w:type="gramEnd"/>
       <w:r>
         <w:t xml:space="preserve"> </w:t>
       </w:r>
@@ -1233,7 +855,23 @@
           <w:b w:val="0"/>
           <w:bCs w:val="0"/>
         </w:rPr>
-        <w:t>………………….. 21</w:t>
+        <w:t>………………</w:t>
+      </w:r>
+      <w:proofErr w:type="gramStart"/>
+      <w:r>
+        <w:rPr>
+          <w:b w:val="0"/>
+          <w:bCs w:val="0"/>
+        </w:rPr>
+        <w:t>…..</w:t>
+      </w:r>
+      <w:proofErr w:type="gramEnd"/>
+      <w:r>
+        <w:rPr>
+          <w:b w:val="0"/>
+          <w:bCs w:val="0"/>
+        </w:rPr>
+        <w:t xml:space="preserve"> 21</w:t>
       </w:r>
     </w:p>
     <w:p>
@@ -1499,25 +1137,7 @@
           <w:i/>
           <w:iCs/>
         </w:rPr>
-        <w:t>(</w:t>
-      </w:r>
-      <w:proofErr w:type="spellStart"/>
-      <w:r>
-        <w:rPr>
-          <w:rFonts w:asciiTheme="majorBidi" w:hAnsiTheme="majorBidi" w:cstheme="majorBidi"/>
-          <w:i/>
-          <w:iCs/>
-        </w:rPr>
-        <w:t>Brugada</w:t>
-      </w:r>
-      <w:proofErr w:type="spellEnd"/>
-      <w:r>
-        <w:rPr>
-          <w:rFonts w:asciiTheme="majorBidi" w:hAnsiTheme="majorBidi" w:cstheme="majorBidi"/>
-          <w:i/>
-          <w:iCs/>
-        </w:rPr>
-        <w:t xml:space="preserve"> syndrome, Hypokalemic</w:t>
+        <w:t>(Brugada syndrome, Hypokalemic</w:t>
       </w:r>
       <w:r>
         <w:rPr>
@@ -1867,21 +1487,7 @@
         <w:rPr>
           <w:rFonts w:asciiTheme="majorBidi" w:hAnsiTheme="majorBidi" w:cstheme="majorBidi"/>
         </w:rPr>
-        <w:t>(</w:t>
-      </w:r>
-      <w:proofErr w:type="spellStart"/>
-      <w:r>
-        <w:rPr>
-          <w:rFonts w:asciiTheme="majorBidi" w:hAnsiTheme="majorBidi" w:cstheme="majorBidi"/>
-        </w:rPr>
-        <w:t>Brugada</w:t>
-      </w:r>
-      <w:proofErr w:type="spellEnd"/>
-      <w:r>
-        <w:rPr>
-          <w:rFonts w:asciiTheme="majorBidi" w:hAnsiTheme="majorBidi" w:cstheme="majorBidi"/>
-        </w:rPr>
-        <w:t xml:space="preserve"> syndrome, Hypokalemic periodic paralysis)</w:t>
+        <w:t>(Brugada syndrome, Hypokalemic periodic paralysis)</w:t>
       </w:r>
       <w:r>
         <w:rPr>
@@ -2582,21 +2188,7 @@
         <w:rPr>
           <w:rFonts w:asciiTheme="majorBidi" w:hAnsiTheme="majorBidi" w:cstheme="majorBidi"/>
         </w:rPr>
-        <w:t xml:space="preserve">Emil du </w:t>
-      </w:r>
-      <w:proofErr w:type="spellStart"/>
-      <w:r>
-        <w:rPr>
-          <w:rFonts w:asciiTheme="majorBidi" w:hAnsiTheme="majorBidi" w:cstheme="majorBidi"/>
-        </w:rPr>
-        <w:t>Bois</w:t>
-      </w:r>
-      <w:proofErr w:type="spellEnd"/>
-      <w:r>
-        <w:rPr>
-          <w:rFonts w:asciiTheme="majorBidi" w:hAnsiTheme="majorBidi" w:cstheme="majorBidi"/>
-        </w:rPr>
-        <w:t xml:space="preserve">-Reymond (1818–1896) </w:t>
+        <w:t xml:space="preserve">Emil du Bois-Reymond (1818–1896) </w:t>
       </w:r>
       <w:r>
         <w:rPr>
@@ -2780,33 +2372,33 @@
         <w:rPr>
           <w:rFonts w:asciiTheme="majorBidi" w:hAnsiTheme="majorBidi" w:cstheme="majorBidi"/>
         </w:rPr>
-        <w:t>(</w:t>
+        <w:t xml:space="preserve">(which </w:t>
+      </w:r>
+      <w:r>
+        <w:rPr>
+          <w:rFonts w:asciiTheme="majorBidi" w:hAnsiTheme="majorBidi" w:cstheme="majorBidi"/>
+        </w:rPr>
+        <w:t>we can</w:t>
+      </w:r>
+      <w:r>
+        <w:rPr>
+          <w:rFonts w:asciiTheme="majorBidi" w:hAnsiTheme="majorBidi" w:cstheme="majorBidi"/>
+        </w:rPr>
+        <w:t xml:space="preserve"> see </w:t>
       </w:r>
       <w:proofErr w:type="gramStart"/>
       <w:r>
         <w:rPr>
           <w:rFonts w:asciiTheme="majorBidi" w:hAnsiTheme="majorBidi" w:cstheme="majorBidi"/>
         </w:rPr>
-        <w:t>which</w:t>
+        <w:t>in</w:t>
       </w:r>
       <w:proofErr w:type="gramEnd"/>
       <w:r>
         <w:rPr>
           <w:rFonts w:asciiTheme="majorBidi" w:hAnsiTheme="majorBidi" w:cstheme="majorBidi"/>
         </w:rPr>
-        <w:t xml:space="preserve"> </w:t>
-      </w:r>
-      <w:r>
-        <w:rPr>
-          <w:rFonts w:asciiTheme="majorBidi" w:hAnsiTheme="majorBidi" w:cstheme="majorBidi"/>
-        </w:rPr>
-        <w:t>we can</w:t>
-      </w:r>
-      <w:r>
-        <w:rPr>
-          <w:rFonts w:asciiTheme="majorBidi" w:hAnsiTheme="majorBidi" w:cstheme="majorBidi"/>
-        </w:rPr>
-        <w:t xml:space="preserve"> see in Fig.2)</w:t>
+        <w:t xml:space="preserve"> Fig.2)</w:t>
       </w:r>
     </w:p>
     <w:p>
@@ -3941,7 +3533,21 @@
         <w:rPr>
           <w:rFonts w:asciiTheme="majorBidi" w:hAnsiTheme="majorBidi" w:cstheme="majorBidi"/>
         </w:rPr>
-        <w:t xml:space="preserve"> to simplify their equations that were similar to the equations describing the monostable multivibrator electronic circuit.     Also, these equations are known as Fitzhugh-Nagumo equations, though they were called the "Bonhoeffer-Van der Pol model" by Fitzhugh.</w:t>
+        <w:t xml:space="preserve"> to simplify their equations that were </w:t>
+      </w:r>
+      <w:proofErr w:type="gramStart"/>
+      <w:r>
+        <w:rPr>
+          <w:rFonts w:asciiTheme="majorBidi" w:hAnsiTheme="majorBidi" w:cstheme="majorBidi"/>
+        </w:rPr>
+        <w:t>similar to</w:t>
+      </w:r>
+      <w:proofErr w:type="gramEnd"/>
+      <w:r>
+        <w:rPr>
+          <w:rFonts w:asciiTheme="majorBidi" w:hAnsiTheme="majorBidi" w:cstheme="majorBidi"/>
+        </w:rPr>
+        <w:t xml:space="preserve"> the equations describing the monostable multivibrator electronic circuit.     Also, these equations are known as Fitzhugh-Nagumo equations, though they were called the "Bonhoeffer-Van der Pol model" by Fitzhugh.</w:t>
       </w:r>
     </w:p>
     <w:p>
@@ -4532,7 +4138,21 @@
         <w:rPr>
           <w:rFonts w:asciiTheme="majorBidi" w:hAnsiTheme="majorBidi" w:cstheme="majorBidi"/>
         </w:rPr>
-        <w:t xml:space="preserve">Let latter membrane be at position x = </w:t>
+        <w:t xml:space="preserve">Let latter membrane be </w:t>
+      </w:r>
+      <w:proofErr w:type="gramStart"/>
+      <w:r>
+        <w:rPr>
+          <w:rFonts w:asciiTheme="majorBidi" w:hAnsiTheme="majorBidi" w:cstheme="majorBidi"/>
+        </w:rPr>
+        <w:t>at</w:t>
+      </w:r>
+      <w:proofErr w:type="gramEnd"/>
+      <w:r>
+        <w:rPr>
+          <w:rFonts w:asciiTheme="majorBidi" w:hAnsiTheme="majorBidi" w:cstheme="majorBidi"/>
+        </w:rPr>
+        <w:t xml:space="preserve"> position x = </w:t>
       </w:r>
       <w:proofErr w:type="gramStart"/>
       <w:r>
@@ -4637,7 +4257,25 @@
           <w:sz w:val="28"/>
           <w:szCs w:val="28"/>
         </w:rPr>
-        <w:t xml:space="preserve">     ,     c</w:t>
+        <w:t xml:space="preserve">   </w:t>
+      </w:r>
+      <w:proofErr w:type="gramStart"/>
+      <w:r>
+        <w:rPr>
+          <w:rFonts w:ascii="CMMI10" w:hAnsi="CMMI10" w:cs="CMMI10"/>
+          <w:sz w:val="28"/>
+          <w:szCs w:val="28"/>
+        </w:rPr>
+        <w:t xml:space="preserve">  ,</w:t>
+      </w:r>
+      <w:proofErr w:type="gramEnd"/>
+      <w:r>
+        <w:rPr>
+          <w:rFonts w:ascii="CMMI10" w:hAnsi="CMMI10" w:cs="CMMI10"/>
+          <w:sz w:val="28"/>
+          <w:szCs w:val="28"/>
+        </w:rPr>
+        <w:t xml:space="preserve">     c</w:t>
       </w:r>
       <w:r>
         <w:rPr>
@@ -4654,7 +4292,25 @@
           <w:sz w:val="28"/>
           <w:szCs w:val="28"/>
         </w:rPr>
-        <w:t xml:space="preserve">(0,t) = - </w:t>
+        <w:t>(</w:t>
+      </w:r>
+      <w:proofErr w:type="gramStart"/>
+      <w:r>
+        <w:rPr>
+          <w:rFonts w:ascii="CMMI10" w:hAnsi="CMMI10" w:cs="CMMI10"/>
+          <w:sz w:val="28"/>
+          <w:szCs w:val="28"/>
+        </w:rPr>
+        <w:t>0,t</w:t>
+      </w:r>
+      <w:proofErr w:type="gramEnd"/>
+      <w:r>
+        <w:rPr>
+          <w:rFonts w:ascii="CMMI10" w:hAnsi="CMMI10" w:cs="CMMI10"/>
+          <w:sz w:val="28"/>
+          <w:szCs w:val="28"/>
+        </w:rPr>
+        <w:t xml:space="preserve">) = - </w:t>
       </w:r>
       <m:oMath>
         <m:f>
@@ -4908,6 +4564,7 @@
         </w:rPr>
         <w:t xml:space="preserve">) = </w:t>
       </w:r>
+      <w:proofErr w:type="gramStart"/>
       <w:r>
         <w:rPr>
           <w:rFonts w:ascii="Cambria" w:hAnsi="Cambria"/>
@@ -4921,6 +4578,7 @@
         </w:rPr>
         <w:t>(</w:t>
       </w:r>
+      <w:proofErr w:type="gramEnd"/>
       <w:r>
         <w:rPr>
           <w:rFonts w:ascii="Cambria" w:hAnsi="Cambria"/>
@@ -5098,7 +4756,21 @@
         <w:rPr>
           <w:rFonts w:ascii="Cambria Math" w:eastAsiaTheme="minorEastAsia" w:hAnsi="Cambria Math"/>
         </w:rPr>
-        <w:t xml:space="preserve">   ,    V</w:t>
+        <w:t xml:space="preserve"> </w:t>
+      </w:r>
+      <w:proofErr w:type="gramStart"/>
+      <w:r>
+        <w:rPr>
+          <w:rFonts w:ascii="Cambria Math" w:eastAsiaTheme="minorEastAsia" w:hAnsi="Cambria Math"/>
+        </w:rPr>
+        <w:t xml:space="preserve">  ,</w:t>
+      </w:r>
+      <w:proofErr w:type="gramEnd"/>
+      <w:r>
+        <w:rPr>
+          <w:rFonts w:ascii="Cambria Math" w:eastAsiaTheme="minorEastAsia" w:hAnsi="Cambria Math"/>
+        </w:rPr>
+        <w:t xml:space="preserve">    V</w:t>
       </w:r>
       <w:r>
         <w:rPr>
@@ -5111,7 +4783,21 @@
         <w:rPr>
           <w:rFonts w:ascii="Cambria Math" w:eastAsiaTheme="minorEastAsia" w:hAnsi="Cambria Math"/>
         </w:rPr>
-        <w:t xml:space="preserve"> (0,t) = 0  </w:t>
+        <w:t xml:space="preserve"> (</w:t>
+      </w:r>
+      <w:proofErr w:type="gramStart"/>
+      <w:r>
+        <w:rPr>
+          <w:rFonts w:ascii="Cambria Math" w:eastAsiaTheme="minorEastAsia" w:hAnsi="Cambria Math"/>
+        </w:rPr>
+        <w:t>0,t</w:t>
+      </w:r>
+      <w:proofErr w:type="gramEnd"/>
+      <w:r>
+        <w:rPr>
+          <w:rFonts w:ascii="Cambria Math" w:eastAsiaTheme="minorEastAsia" w:hAnsi="Cambria Math"/>
+        </w:rPr>
+        <w:t xml:space="preserve">) = 0  </w:t>
       </w:r>
     </w:p>
     <w:p>
@@ -5728,6 +5414,7 @@
         <w:t xml:space="preserve"> then </w:t>
       </w:r>
       <w:proofErr w:type="spellStart"/>
+      <w:proofErr w:type="gramStart"/>
       <w:r>
         <w:rPr>
           <w:rFonts w:asciiTheme="majorBidi" w:eastAsiaTheme="minorEastAsia" w:hAnsiTheme="majorBidi" w:cstheme="majorBidi"/>
@@ -5746,7 +5433,42 @@
         <w:rPr>
           <w:rFonts w:asciiTheme="majorBidi" w:eastAsiaTheme="minorEastAsia" w:hAnsiTheme="majorBidi" w:cstheme="majorBidi"/>
         </w:rPr>
-        <w:t>(0; t) = 0 and u(x; t) = v(x; t) for x &gt; 0. The solution for the inhomogeneous problem in u is:</w:t>
+        <w:t>(</w:t>
+      </w:r>
+      <w:proofErr w:type="gramEnd"/>
+      <w:r>
+        <w:rPr>
+          <w:rFonts w:asciiTheme="majorBidi" w:eastAsiaTheme="minorEastAsia" w:hAnsiTheme="majorBidi" w:cstheme="majorBidi"/>
+        </w:rPr>
+        <w:t xml:space="preserve">0; t) = 0 and </w:t>
+      </w:r>
+      <w:proofErr w:type="gramStart"/>
+      <w:r>
+        <w:rPr>
+          <w:rFonts w:asciiTheme="majorBidi" w:eastAsiaTheme="minorEastAsia" w:hAnsiTheme="majorBidi" w:cstheme="majorBidi"/>
+        </w:rPr>
+        <w:t>u(</w:t>
+      </w:r>
+      <w:proofErr w:type="gramEnd"/>
+      <w:r>
+        <w:rPr>
+          <w:rFonts w:asciiTheme="majorBidi" w:eastAsiaTheme="minorEastAsia" w:hAnsiTheme="majorBidi" w:cstheme="majorBidi"/>
+        </w:rPr>
+        <w:t xml:space="preserve">x; t) = </w:t>
+      </w:r>
+      <w:proofErr w:type="gramStart"/>
+      <w:r>
+        <w:rPr>
+          <w:rFonts w:asciiTheme="majorBidi" w:eastAsiaTheme="minorEastAsia" w:hAnsiTheme="majorBidi" w:cstheme="majorBidi"/>
+        </w:rPr>
+        <w:t>v(</w:t>
+      </w:r>
+      <w:proofErr w:type="gramEnd"/>
+      <w:r>
+        <w:rPr>
+          <w:rFonts w:asciiTheme="majorBidi" w:eastAsiaTheme="minorEastAsia" w:hAnsiTheme="majorBidi" w:cstheme="majorBidi"/>
+        </w:rPr>
+        <w:t>x; t) for x &gt; 0. The solution for the inhomogeneous problem in u is:</w:t>
       </w:r>
     </w:p>
     <w:p>
@@ -14508,14 +14230,14 @@
         <w:rPr>
           <w:rFonts w:asciiTheme="majorBidi" w:eastAsiaTheme="minorEastAsia" w:hAnsiTheme="majorBidi" w:cstheme="majorBidi"/>
         </w:rPr>
-        <w:t>v(</w:t>
+        <w:t>v(0)=</w:t>
       </w:r>
       <w:proofErr w:type="gramEnd"/>
       <w:r>
         <w:rPr>
           <w:rFonts w:asciiTheme="majorBidi" w:eastAsiaTheme="minorEastAsia" w:hAnsiTheme="majorBidi" w:cstheme="majorBidi"/>
         </w:rPr>
-        <w:t>0)=0</w:t>
+        <w:t>0</w:t>
       </w:r>
     </w:p>
     <w:p>
@@ -15529,23 +15251,7 @@
           <w:rFonts w:asciiTheme="majorBidi" w:eastAsiaTheme="minorEastAsia" w:hAnsiTheme="majorBidi" w:cstheme="majorBidi"/>
           <w:bCs/>
         </w:rPr>
-        <w:t xml:space="preserve">According to </w:t>
-      </w:r>
-      <w:proofErr w:type="spellStart"/>
-      <w:r>
-        <w:rPr>
-          <w:rFonts w:asciiTheme="majorBidi" w:eastAsiaTheme="minorEastAsia" w:hAnsiTheme="majorBidi" w:cstheme="majorBidi"/>
-          <w:bCs/>
-        </w:rPr>
-        <w:t>Lapicque</w:t>
-      </w:r>
-      <w:proofErr w:type="spellEnd"/>
-      <w:r>
-        <w:rPr>
-          <w:rFonts w:asciiTheme="majorBidi" w:eastAsiaTheme="minorEastAsia" w:hAnsiTheme="majorBidi" w:cstheme="majorBidi"/>
-          <w:bCs/>
-        </w:rPr>
-        <w:t>, we consider equation (</w:t>
+        <w:t>According to Lapicque, we consider equation (</w:t>
       </w:r>
       <w:r>
         <w:rPr>
@@ -16043,13 +15749,27 @@
         <w:rPr>
           <w:rFonts w:asciiTheme="majorBidi" w:hAnsiTheme="majorBidi" w:cstheme="majorBidi"/>
         </w:rPr>
-        <w:t xml:space="preserve">and threshold. here I is the externally injected current, while </w:t>
+        <w:t xml:space="preserve">and threshold. here I </w:t>
       </w:r>
       <w:proofErr w:type="gramStart"/>
       <w:r>
         <w:rPr>
           <w:rFonts w:asciiTheme="majorBidi" w:hAnsiTheme="majorBidi" w:cstheme="majorBidi"/>
         </w:rPr>
+        <w:t>is</w:t>
+      </w:r>
+      <w:proofErr w:type="gramEnd"/>
+      <w:r>
+        <w:rPr>
+          <w:rFonts w:asciiTheme="majorBidi" w:hAnsiTheme="majorBidi" w:cstheme="majorBidi"/>
+        </w:rPr>
+        <w:t xml:space="preserve"> the externally injected current, while </w:t>
+      </w:r>
+      <w:proofErr w:type="gramStart"/>
+      <w:r>
+        <w:rPr>
+          <w:rFonts w:asciiTheme="majorBidi" w:hAnsiTheme="majorBidi" w:cstheme="majorBidi"/>
+        </w:rPr>
         <w:t>b ,</w:t>
       </w:r>
       <w:proofErr w:type="gramEnd"/>
@@ -16057,7 +15777,21 @@
         <w:rPr>
           <w:rFonts w:asciiTheme="majorBidi" w:hAnsiTheme="majorBidi" w:cstheme="majorBidi"/>
         </w:rPr>
-        <w:t xml:space="preserve"> β , λ and k are constants with λ and k satisfying λ &gt;&gt; k</w:t>
+        <w:t xml:space="preserve"> </w:t>
+      </w:r>
+      <w:proofErr w:type="gramStart"/>
+      <w:r>
+        <w:rPr>
+          <w:rFonts w:asciiTheme="majorBidi" w:hAnsiTheme="majorBidi" w:cstheme="majorBidi"/>
+        </w:rPr>
+        <w:t>β ,</w:t>
+      </w:r>
+      <w:proofErr w:type="gramEnd"/>
+      <w:r>
+        <w:rPr>
+          <w:rFonts w:asciiTheme="majorBidi" w:hAnsiTheme="majorBidi" w:cstheme="majorBidi"/>
+        </w:rPr>
+        <w:t xml:space="preserve"> λ and k are constants with λ and k satisfying λ &gt;&gt; k</w:t>
       </w:r>
     </w:p>
     <w:p>
@@ -25071,69 +24805,41 @@
           <w:rFonts w:asciiTheme="majorBidi" w:hAnsiTheme="majorBidi" w:cstheme="majorBidi"/>
         </w:rPr>
         <w:br/>
-        <w:t xml:space="preserve">Vi(x) and </w:t>
+        <w:t>Vi(x) and Ve(x) represent respectively the potentials inside and outside the cell at position x</w:t>
+      </w:r>
+      <w:r>
+        <w:rPr>
+          <w:rFonts w:asciiTheme="majorBidi" w:hAnsiTheme="majorBidi" w:cstheme="majorBidi"/>
+        </w:rPr>
+        <w:br/>
       </w:r>
       <w:proofErr w:type="spellStart"/>
       <w:r>
         <w:rPr>
           <w:rFonts w:asciiTheme="majorBidi" w:hAnsiTheme="majorBidi" w:cstheme="majorBidi"/>
         </w:rPr>
-        <w:t>Ve</w:t>
+        <w:t>Im</w:t>
       </w:r>
       <w:proofErr w:type="spellEnd"/>
       <w:r>
         <w:rPr>
           <w:rFonts w:asciiTheme="majorBidi" w:hAnsiTheme="majorBidi" w:cstheme="majorBidi"/>
         </w:rPr>
-        <w:t>(x) represent respectively the potentials inside and outside the cell at position x</w:t>
-      </w:r>
-      <w:r>
-        <w:rPr>
-          <w:rFonts w:asciiTheme="majorBidi" w:hAnsiTheme="majorBidi" w:cstheme="majorBidi"/>
-        </w:rPr>
-        <w:br/>
+        <w:t xml:space="preserve">(x) stands for the membrane current per unit length. </w:t>
       </w:r>
       <w:proofErr w:type="spellStart"/>
       <w:r>
         <w:rPr>
           <w:rFonts w:asciiTheme="majorBidi" w:hAnsiTheme="majorBidi" w:cstheme="majorBidi"/>
         </w:rPr>
-        <w:t>Im</w:t>
+        <w:t>Ii</w:t>
       </w:r>
       <w:proofErr w:type="spellEnd"/>
       <w:r>
         <w:rPr>
           <w:rFonts w:asciiTheme="majorBidi" w:hAnsiTheme="majorBidi" w:cstheme="majorBidi"/>
         </w:rPr>
-        <w:t xml:space="preserve">(x) stands for the membrane current per unit length. </w:t>
-      </w:r>
-      <w:proofErr w:type="spellStart"/>
-      <w:r>
-        <w:rPr>
-          <w:rFonts w:asciiTheme="majorBidi" w:hAnsiTheme="majorBidi" w:cstheme="majorBidi"/>
-        </w:rPr>
-        <w:t>Ii</w:t>
-      </w:r>
-      <w:proofErr w:type="spellEnd"/>
-      <w:r>
-        <w:rPr>
-          <w:rFonts w:asciiTheme="majorBidi" w:hAnsiTheme="majorBidi" w:cstheme="majorBidi"/>
-        </w:rPr>
-        <w:t xml:space="preserve">(x) and </w:t>
-      </w:r>
-      <w:proofErr w:type="spellStart"/>
-      <w:r>
-        <w:rPr>
-          <w:rFonts w:asciiTheme="majorBidi" w:hAnsiTheme="majorBidi" w:cstheme="majorBidi"/>
-        </w:rPr>
-        <w:t>Ie</w:t>
-      </w:r>
-      <w:proofErr w:type="spellEnd"/>
-      <w:r>
-        <w:rPr>
-          <w:rFonts w:asciiTheme="majorBidi" w:hAnsiTheme="majorBidi" w:cstheme="majorBidi"/>
-        </w:rPr>
-        <w:t>(x</w:t>
+        <w:t>(x) and Ie(x</w:t>
       </w:r>
       <w:proofErr w:type="gramStart"/>
       <w:r>
@@ -29120,15 +28826,7 @@
         </m:sSub>
       </m:oMath>
       <w:r>
-        <w:t xml:space="preserve"> the specific resistance of the axonal intracellular </w:t>
-      </w:r>
-      <w:proofErr w:type="gramStart"/>
-      <w:r>
-        <w:t>space.</w:t>
-      </w:r>
-      <w:proofErr w:type="gramEnd"/>
-      <w:r>
-        <w:t xml:space="preserve"> Substituting eq (</w:t>
+        <w:t xml:space="preserve"> the specific resistance of the axonal intracellular space. Substituting eq (</w:t>
       </w:r>
       <w:r>
         <w:t>38</w:t>
@@ -32929,7 +32627,21 @@
         <w:rPr>
           <w:rFonts w:asciiTheme="majorBidi" w:eastAsiaTheme="minorEastAsia" w:hAnsiTheme="majorBidi" w:cstheme="majorBidi"/>
         </w:rPr>
-        <w:t xml:space="preserve">As we mentioned in the literature review, the Hodgkin-Huxley model describes the electrical aspects of action potentials. Heimburg and Jackson tried to address these aspects by adopting a thermodynamic framework. From their point of view, the action potentials could be considered as sound waves spreading along neuronal lipid membranes. Restricting the problem to one dimension, using the equation for the propagation of sound-waves in compressible </w:t>
+        <w:t xml:space="preserve">As we mentioned in the literature review, the Hodgkin-Huxley model describes the electrical aspects of action potentials. Heimburg and Jackson tried to address these aspects by adopting a thermodynamic framework. From their point of view, the action potentials could be considered as sound waves spreading along neuronal lipid membranes. Restricting the problem to one dimension, using the equation for the propagation of </w:t>
+      </w:r>
+      <w:proofErr w:type="gramStart"/>
+      <w:r>
+        <w:rPr>
+          <w:rFonts w:asciiTheme="majorBidi" w:eastAsiaTheme="minorEastAsia" w:hAnsiTheme="majorBidi" w:cstheme="majorBidi"/>
+        </w:rPr>
+        <w:t>sound-waves</w:t>
+      </w:r>
+      <w:proofErr w:type="gramEnd"/>
+      <w:r>
+        <w:rPr>
+          <w:rFonts w:asciiTheme="majorBidi" w:eastAsiaTheme="minorEastAsia" w:hAnsiTheme="majorBidi" w:cstheme="majorBidi"/>
+        </w:rPr>
+        <w:t xml:space="preserve"> in compressible </w:t>
       </w:r>
       <w:proofErr w:type="gramStart"/>
       <w:r>
@@ -33611,7 +33323,7 @@
           <w:rFonts w:asciiTheme="majorBidi" w:eastAsiaTheme="minorEastAsia" w:hAnsiTheme="majorBidi" w:cstheme="majorBidi"/>
           <w:lang w:bidi="ar-EG"/>
         </w:rPr>
-        <w:t xml:space="preserve">From the experimental observation of frequency dependence of the velocity of sound in two-dimensional artificial membranes </w:t>
+        <w:t xml:space="preserve">From the experimental observation of frequency dependence of the velocity of sound in two-dimensional artificial membranes i.e. dispersion, Heimburg and Jackson added to the </w:t>
       </w:r>
       <w:proofErr w:type="gramStart"/>
       <w:r>
@@ -33619,7 +33331,7 @@
           <w:rFonts w:asciiTheme="majorBidi" w:eastAsiaTheme="minorEastAsia" w:hAnsiTheme="majorBidi" w:cstheme="majorBidi"/>
           <w:lang w:bidi="ar-EG"/>
         </w:rPr>
-        <w:t>i.e.</w:t>
+        <w:t>right hand</w:t>
       </w:r>
       <w:proofErr w:type="gramEnd"/>
       <w:r>
@@ -33627,7 +33339,7 @@
           <w:rFonts w:asciiTheme="majorBidi" w:eastAsiaTheme="minorEastAsia" w:hAnsiTheme="majorBidi" w:cstheme="majorBidi"/>
           <w:lang w:bidi="ar-EG"/>
         </w:rPr>
-        <w:t xml:space="preserve"> dispersion, Heimburg and Jackson added to the right hand side of equation (4</w:t>
+        <w:t xml:space="preserve"> side of equation (4</w:t>
       </w:r>
       <w:r>
         <w:rPr>
@@ -33970,14 +33682,14 @@
             <v:path o:extrusionok="f" gradientshapeok="t" o:connecttype="rect"/>
             <o:lock v:ext="edit" aspectratio="t"/>
           </v:shapetype>
-          <v:shape id="_x0000_i1025" type="#_x0000_t75" style="width:243.45pt;height:29.7pt" o:ole="" o:bordertopcolor="this" o:borderleftcolor="this" o:borderbottomcolor="this" o:borderrightcolor="this">
+          <v:shape id="_x0000_i1025" type="#_x0000_t75" style="width:243.6pt;height:30pt" o:ole="" o:bordertopcolor="this" o:borderleftcolor="this" o:borderbottomcolor="this" o:borderrightcolor="this">
             <v:imagedata r:id="rId19" o:title=""/>
             <w10:bordertop type="single" width="12"/>
             <w10:borderleft type="single" width="12"/>
             <w10:borderbottom type="single" width="12"/>
             <w10:borderright type="single" width="12"/>
           </v:shape>
-          <o:OLEObject Type="Embed" ProgID="Equation.DSMT4" ShapeID="_x0000_i1025" DrawAspect="Content" ObjectID="_1702230492" r:id="rId20"/>
+          <o:OLEObject Type="Embed" ProgID="Equation.DSMT4" ShapeID="_x0000_i1025" DrawAspect="Content" ObjectID="_1840439508" r:id="rId20"/>
         </w:object>
       </w:r>
     </w:p>
@@ -34178,7 +33890,7 @@
           <w:szCs w:val="24"/>
           <w:lang w:val="en-GB"/>
         </w:rPr>
-        <w:t xml:space="preserve"> on the telegraph equation where the inductivity is neglected. Although this model is able to describe several important and experimentally tested </w:t>
+        <w:t xml:space="preserve"> on the telegraph equation where the inductivity is neglected. Although this model </w:t>
       </w:r>
       <w:proofErr w:type="gramStart"/>
       <w:r>
@@ -34188,7 +33900,7 @@
           <w:szCs w:val="24"/>
           <w:lang w:val="en-GB"/>
         </w:rPr>
-        <w:t>properties ,</w:t>
+        <w:t>is able to</w:t>
       </w:r>
       <w:proofErr w:type="gramEnd"/>
       <w:r>
@@ -34198,20 +33910,19 @@
           <w:szCs w:val="24"/>
           <w:lang w:val="en-GB"/>
         </w:rPr>
-        <w:t xml:space="preserve"> like a typical asymmetric pulse with an overshoot, the existence of a threshold for an excitation for triggering the pulse (the all-or-none phenomenon),</w:t>
-      </w:r>
-    </w:p>
-    <w:p>
-      <w:pPr>
-        <w:pStyle w:val="slightlystretched"/>
-        <w:spacing w:line="276" w:lineRule="auto"/>
+        <w:t xml:space="preserve"> describe several important and experimentally tested </w:t>
+      </w:r>
+      <w:proofErr w:type="gramStart"/>
+      <w:r>
         <w:rPr>
           <w:rStyle w:val="stretchedtext"/>
           <w:sz w:val="24"/>
           <w:szCs w:val="24"/>
           <w:lang w:val="en-GB"/>
         </w:rPr>
-      </w:pPr>
+        <w:t>properties ,</w:t>
+      </w:r>
+      <w:proofErr w:type="gramEnd"/>
       <w:r>
         <w:rPr>
           <w:rStyle w:val="stretchedtext"/>
@@ -34219,19 +33930,20 @@
           <w:szCs w:val="24"/>
           <w:lang w:val="en-GB"/>
         </w:rPr>
-        <w:t xml:space="preserve">There is </w:t>
-      </w:r>
-      <w:proofErr w:type="gramStart"/>
-      <w:r>
+        <w:t xml:space="preserve"> like a typical asymmetric pulse with an overshoot, the existence of a threshold for an excitation for triggering the pulse (the all-or-none phenomenon),</w:t>
+      </w:r>
+    </w:p>
+    <w:p>
+      <w:pPr>
+        <w:pStyle w:val="slightlystretched"/>
+        <w:spacing w:line="276" w:lineRule="auto"/>
         <w:rPr>
           <w:rStyle w:val="stretchedtext"/>
           <w:sz w:val="24"/>
           <w:szCs w:val="24"/>
           <w:lang w:val="en-GB"/>
         </w:rPr>
-        <w:t>a number of</w:t>
-      </w:r>
-      <w:proofErr w:type="gramEnd"/>
+      </w:pPr>
       <w:r>
         <w:rPr>
           <w:rStyle w:val="stretchedtext"/>
@@ -34239,7 +33951,7 @@
           <w:szCs w:val="24"/>
           <w:lang w:val="en-GB"/>
         </w:rPr>
-        <w:t xml:space="preserve"> phenomena which is not described by this model. By the </w:t>
+        <w:t xml:space="preserve">There is </w:t>
       </w:r>
       <w:proofErr w:type="gramStart"/>
       <w:r>
@@ -34249,7 +33961,7 @@
           <w:szCs w:val="24"/>
           <w:lang w:val="en-GB"/>
         </w:rPr>
-        <w:t>experiments  Iwasa</w:t>
+        <w:t>a number of</w:t>
       </w:r>
       <w:proofErr w:type="gramEnd"/>
       <w:r>
@@ -34259,8 +33971,9 @@
           <w:szCs w:val="24"/>
           <w:lang w:val="en-GB"/>
         </w:rPr>
-        <w:t xml:space="preserve"> et al and Tasaki noticed by their experiments that the propagation of the nerve pulse is accompanied by the mechanical swelling of the nerve fibre and with reversible heat exchange. Which means that there is a mechanical wave associated with the nerve pulse. Lately the effect was demonstrated the neuron </w:t>
-      </w:r>
+        <w:t xml:space="preserve"> phenomena which is not described by this model. By the </w:t>
+      </w:r>
+      <w:proofErr w:type="gramStart"/>
       <w:r>
         <w:rPr>
           <w:rStyle w:val="stretchedtext"/>
@@ -34268,8 +33981,9 @@
           <w:szCs w:val="24"/>
           <w:lang w:val="en-GB"/>
         </w:rPr>
-        <w:t>of the</w:t>
-      </w:r>
+        <w:t>experiments  Iwasa</w:t>
+      </w:r>
+      <w:proofErr w:type="gramEnd"/>
       <w:r>
         <w:rPr>
           <w:rStyle w:val="stretchedtext"/>
@@ -34277,20 +33991,17 @@
           <w:szCs w:val="24"/>
           <w:lang w:val="en-GB"/>
         </w:rPr>
-        <w:t xml:space="preserve"> lobster.</w:t>
-      </w:r>
-    </w:p>
-    <w:p>
-      <w:pPr>
-        <w:pStyle w:val="slightlystretched"/>
-        <w:spacing w:line="276" w:lineRule="auto"/>
+        <w:t xml:space="preserve"> et al and Tasaki noticed by their experiments that the propagation of the nerve pulse is accompanied by the mechanical swelling of the nerve fibre and with reversible heat exchange. Which means that there is a mechanical wave associated with the nerve pulse. Lately the effect was demonstrated the neuron </w:t>
+      </w:r>
+      <w:r>
         <w:rPr>
           <w:rStyle w:val="stretchedtext"/>
           <w:sz w:val="24"/>
           <w:szCs w:val="24"/>
           <w:lang w:val="en-GB"/>
         </w:rPr>
-      </w:pPr>
+        <w:t>of the</w:t>
+      </w:r>
       <w:r>
         <w:rPr>
           <w:rStyle w:val="stretchedtext"/>
@@ -34298,19 +34009,20 @@
           <w:szCs w:val="24"/>
           <w:lang w:val="en-GB"/>
         </w:rPr>
-        <w:t xml:space="preserve">To avoid this problem, </w:t>
-      </w:r>
-      <w:proofErr w:type="gramStart"/>
-      <w:r>
+        <w:t xml:space="preserve"> lobster.</w:t>
+      </w:r>
+    </w:p>
+    <w:p>
+      <w:pPr>
+        <w:pStyle w:val="slightlystretched"/>
+        <w:spacing w:line="276" w:lineRule="auto"/>
         <w:rPr>
           <w:rStyle w:val="stretchedtext"/>
           <w:sz w:val="24"/>
           <w:szCs w:val="24"/>
           <w:lang w:val="en-GB"/>
         </w:rPr>
-        <w:t>Heimburg</w:t>
-      </w:r>
-      <w:proofErr w:type="gramEnd"/>
+      </w:pPr>
       <w:r>
         <w:rPr>
           <w:rStyle w:val="stretchedtext"/>
@@ -34318,7 +34030,7 @@
           <w:szCs w:val="24"/>
           <w:lang w:val="en-GB"/>
         </w:rPr>
-        <w:t xml:space="preserve"> and Jackson (HJ) have suggested a </w:t>
+        <w:t xml:space="preserve">To avoid this problem, Heimburg and Jackson (HJ) have suggested a </w:t>
       </w:r>
       <w:proofErr w:type="spellStart"/>
       <w:r>
@@ -34409,10 +34121,10 @@
           <w:szCs w:val="24"/>
         </w:rPr>
         <w:object w:dxaOrig="840" w:dyaOrig="360" w14:anchorId="24066EB1">
-          <v:shape id="_x0000_i1026" type="#_x0000_t75" style="width:42.3pt;height:17.8pt" o:ole="">
+          <v:shape id="_x0000_i1026" type="#_x0000_t75" style="width:42pt;height:18pt" o:ole="">
             <v:imagedata r:id="rId21" o:title=""/>
           </v:shape>
-          <o:OLEObject Type="Embed" ProgID="Equation.DSMT4" ShapeID="_x0000_i1026" DrawAspect="Content" ObjectID="_1702230493" r:id="rId22"/>
+          <o:OLEObject Type="Embed" ProgID="Equation.DSMT4" ShapeID="_x0000_i1026" DrawAspect="Content" ObjectID="_1840439509" r:id="rId22"/>
         </w:object>
       </w:r>
       <w:bookmarkEnd w:id="11"/>
@@ -36767,16 +36479,8 @@
         <w:rPr>
           <w:rFonts w:asciiTheme="majorBidi" w:hAnsiTheme="majorBidi" w:cstheme="majorBidi"/>
         </w:rPr>
-        <w:t xml:space="preserve"> is the lateral equilibrium </w:t>
-      </w:r>
-      <w:proofErr w:type="gramStart"/>
-      <w:r>
-        <w:rPr>
-          <w:rFonts w:asciiTheme="majorBidi" w:hAnsiTheme="majorBidi" w:cstheme="majorBidi"/>
-        </w:rPr>
-        <w:t>density.</w:t>
-      </w:r>
-      <w:proofErr w:type="gramEnd"/>
+        <w:t xml:space="preserve"> is the lateral equilibrium density.</w:t>
+      </w:r>
       <w:r>
         <w:rPr>
           <w:rFonts w:asciiTheme="majorBidi" w:hAnsiTheme="majorBidi" w:cstheme="majorBidi"/>
@@ -38579,6 +38283,7 @@
         </w:rPr>
         <w:t>/H</w:t>
       </w:r>
+      <w:proofErr w:type="gramStart"/>
       <w:r>
         <w:rPr>
           <w:rStyle w:val="normaltext"/>
@@ -38594,6 +38299,7 @@
         </w:rPr>
         <w:t xml:space="preserve"> )</w:t>
       </w:r>
+      <w:proofErr w:type="gramEnd"/>
       <w:r>
         <w:rPr>
           <w:rStyle w:val="normaltext"/>
@@ -38702,7 +38408,23 @@
           <w:rStyle w:val="stretchedtext"/>
           <w:lang w:val="en-GB"/>
         </w:rPr>
-        <w:t xml:space="preserve"> the analytical solution is demonstrated in Figure(11,12,13) where in case of anomalous dispersion H</w:t>
+        <w:t xml:space="preserve"> the analytical solution is demonstrated in </w:t>
+      </w:r>
+      <w:proofErr w:type="gramStart"/>
+      <w:r>
+        <w:rPr>
+          <w:rStyle w:val="stretchedtext"/>
+          <w:lang w:val="en-GB"/>
+        </w:rPr>
+        <w:t>Figure(</w:t>
+      </w:r>
+      <w:proofErr w:type="gramEnd"/>
+      <w:r>
+        <w:rPr>
+          <w:rStyle w:val="stretchedtext"/>
+          <w:lang w:val="en-GB"/>
+        </w:rPr>
+        <w:t>11,12,13) where in case of anomalous dispersion H</w:t>
       </w:r>
       <w:r>
         <w:rPr>
@@ -38815,10 +38537,10 @@
           <w:position w:val="-4"/>
         </w:rPr>
         <w:object w:dxaOrig="180" w:dyaOrig="279" w14:anchorId="23E75498">
-          <v:shape id="_x0000_i1027" type="#_x0000_t75" style="width:8.9pt;height:14.1pt" o:ole="">
+          <v:shape id="_x0000_i1027" type="#_x0000_t75" style="width:9pt;height:14.4pt" o:ole="">
             <v:imagedata r:id="rId28" o:title=""/>
           </v:shape>
-          <o:OLEObject Type="Embed" ProgID="Equation.DSMT4" ShapeID="_x0000_i1027" DrawAspect="Content" ObjectID="_1702230494" r:id="rId29"/>
+          <o:OLEObject Type="Embed" ProgID="Equation.DSMT4" ShapeID="_x0000_i1027" DrawAspect="Content" ObjectID="_1840439510" r:id="rId29"/>
         </w:object>
       </w:r>
       <w:r>
@@ -40393,29 +40115,7 @@
           <w:sz w:val="24"/>
           <w:szCs w:val="24"/>
         </w:rPr>
-        <w:t xml:space="preserve">Ions flowing through the plasma membrane channels are essential for the generation and propagation of the action potentials thus any change/deformation/mutation in any of these channels will probably lead to a specific disease as hypokalemic periodic paralysis, myotonias, long QT syndrome, </w:t>
-      </w:r>
-      <w:proofErr w:type="spellStart"/>
-      <w:r>
-        <w:rPr>
-          <w:rStyle w:val="stretchedtext"/>
-          <w:i/>
-          <w:iCs/>
-          <w:sz w:val="24"/>
-          <w:szCs w:val="24"/>
-        </w:rPr>
-        <w:t>Brugada</w:t>
-      </w:r>
-      <w:proofErr w:type="spellEnd"/>
-      <w:r>
-        <w:rPr>
-          <w:rStyle w:val="stretchedtext"/>
-          <w:i/>
-          <w:iCs/>
-          <w:sz w:val="24"/>
-          <w:szCs w:val="24"/>
-        </w:rPr>
-        <w:t xml:space="preserve"> syndrome, malignant hyperthermia and myasthenia and other Neuronal disorders, e.g., epilepsy, episodic ataxia, familial hemiplegic migraine, Lambert-Eaton myasthenic syndrome, Alzheimer’s disease related to the type of this change, This change maybe be a change in sodium, potassium, or calcium concentration either by an increase or a decrease in its amount.</w:t>
+        <w:t>Ions flowing through the plasma membrane channels are essential for the generation and propagation of the action potentials thus any change/deformation/mutation in any of these channels will probably lead to a specific disease as hypokalemic periodic paralysis, myotonias, long QT syndrome, Brugada syndrome, malignant hyperthermia and myasthenia and other Neuronal disorders, e.g., epilepsy, episodic ataxia, familial hemiplegic migraine, Lambert-Eaton myasthenic syndrome, Alzheimer’s disease related to the type of this change, This change maybe be a change in sodium, potassium, or calcium concentration either by an increase or a decrease in its amount.</w:t>
       </w:r>
     </w:p>
     <w:p>
@@ -40693,12 +40393,21 @@
         </w:rPr>
         <w:t>m</w:t>
       </w:r>
+      <w:proofErr w:type="gramStart"/>
       <w:r>
         <w:rPr>
           <w:sz w:val="28"/>
           <w:szCs w:val="28"/>
         </w:rPr>
-        <w:t xml:space="preserve">)  ,    </w:t>
+        <w:t>)  ,</w:t>
+      </w:r>
+      <w:proofErr w:type="gramEnd"/>
+      <w:r>
+        <w:rPr>
+          <w:sz w:val="28"/>
+          <w:szCs w:val="28"/>
+        </w:rPr>
+        <w:t xml:space="preserve">    </w:t>
       </w:r>
       <m:oMath>
         <m:r>
@@ -40723,123 +40432,7 @@
           <w:sz w:val="28"/>
           <w:szCs w:val="28"/>
         </w:rPr>
-        <w:t>= 1/(</w:t>
-      </w:r>
-      <m:oMath>
-        <m:r>
-          <w:rPr>
-            <w:rFonts w:ascii="Cambria Math" w:eastAsia="Calibri" w:hAnsi="Cambria Math"/>
-            <w:sz w:val="28"/>
-            <w:szCs w:val="28"/>
-            <w:vertAlign w:val="superscript"/>
-          </w:rPr>
-          <m:t>α</m:t>
-        </m:r>
-      </m:oMath>
-      <w:r>
-        <w:rPr>
-          <w:sz w:val="28"/>
-          <w:szCs w:val="28"/>
-          <w:vertAlign w:val="subscript"/>
-        </w:rPr>
-        <w:t xml:space="preserve">m + </w:t>
-      </w:r>
-      <m:oMath>
-        <m:r>
-          <w:rPr>
-            <w:rFonts w:ascii="Cambria Math" w:eastAsia="Calibri" w:hAnsi="Cambria Math"/>
-            <w:sz w:val="28"/>
-            <w:szCs w:val="28"/>
-          </w:rPr>
-          <m:t>β</m:t>
-        </m:r>
-      </m:oMath>
-      <w:r>
-        <w:rPr>
-          <w:sz w:val="28"/>
-          <w:szCs w:val="28"/>
-          <w:vertAlign w:val="subscript"/>
-        </w:rPr>
-        <w:t>m</w:t>
-      </w:r>
-      <w:r>
-        <w:rPr>
-          <w:sz w:val="28"/>
-          <w:szCs w:val="28"/>
-        </w:rPr>
-        <w:t>)</w:t>
-      </w:r>
-    </w:p>
-    <w:p>
-      <w:pPr>
-        <w:autoSpaceDE w:val="0"/>
-        <w:autoSpaceDN w:val="0"/>
-        <w:adjustRightInd w:val="0"/>
-        <w:spacing w:line="276" w:lineRule="auto"/>
-        <w:jc w:val="center"/>
-        <w:rPr>
-          <w:b/>
-          <w:bCs/>
-          <w:sz w:val="28"/>
-          <w:szCs w:val="28"/>
-        </w:rPr>
-      </w:pPr>
-    </w:p>
-    <w:p>
-      <w:pPr>
-        <w:autoSpaceDE w:val="0"/>
-        <w:autoSpaceDN w:val="0"/>
-        <w:adjustRightInd w:val="0"/>
-        <w:spacing w:line="276" w:lineRule="auto"/>
-        <w:jc w:val="center"/>
-        <w:rPr>
-          <w:sz w:val="28"/>
-          <w:szCs w:val="28"/>
-        </w:rPr>
-      </w:pPr>
-      <w:r>
-        <w:rPr>
-          <w:rFonts w:eastAsia="Calibri"/>
-          <w:sz w:val="28"/>
-          <w:szCs w:val="28"/>
-        </w:rPr>
-        <w:t>h</w:t>
-      </w:r>
-      <m:oMath>
-        <m:r>
-          <w:rPr>
-            <w:rFonts w:ascii="Cambria Math" w:eastAsia="Calibri" w:hAnsi="Cambria Math"/>
-            <w:sz w:val="28"/>
-            <w:szCs w:val="28"/>
-          </w:rPr>
-          <m:t>∞</m:t>
-        </m:r>
-      </m:oMath>
-      <w:r>
-        <w:rPr>
-          <w:sz w:val="28"/>
-          <w:szCs w:val="28"/>
-        </w:rPr>
-        <w:t xml:space="preserve"> = </w:t>
-      </w:r>
-      <m:oMath>
-        <m:r>
-          <w:rPr>
-            <w:rFonts w:ascii="Cambria Math" w:eastAsia="Calibri" w:hAnsi="Cambria Math"/>
-            <w:sz w:val="28"/>
-            <w:szCs w:val="28"/>
-            <w:vertAlign w:val="superscript"/>
-          </w:rPr>
-          <m:t>α</m:t>
-        </m:r>
-      </m:oMath>
-      <w:r>
-        <w:rPr>
-          <w:sz w:val="28"/>
-          <w:szCs w:val="28"/>
-          <w:vertAlign w:val="subscript"/>
-        </w:rPr>
-        <w:t>h</w:t>
+        <w:t>= 1</w:t>
       </w:r>
       <w:proofErr w:type="gramStart"/>
       <w:r>
@@ -40867,7 +40460,7 @@
           <w:szCs w:val="28"/>
           <w:vertAlign w:val="subscript"/>
         </w:rPr>
-        <w:t xml:space="preserve">h + </w:t>
+        <w:t xml:space="preserve">m + </w:t>
       </w:r>
       <m:oMath>
         <m:r>
@@ -40885,14 +40478,148 @@
           <w:szCs w:val="28"/>
           <w:vertAlign w:val="subscript"/>
         </w:rPr>
-        <w:t>h</w:t>
+        <w:t>m</w:t>
       </w:r>
       <w:r>
         <w:rPr>
           <w:sz w:val="28"/>
           <w:szCs w:val="28"/>
         </w:rPr>
-        <w:t xml:space="preserve">)  ,    </w:t>
+        <w:t>)</w:t>
+      </w:r>
+    </w:p>
+    <w:p>
+      <w:pPr>
+        <w:autoSpaceDE w:val="0"/>
+        <w:autoSpaceDN w:val="0"/>
+        <w:adjustRightInd w:val="0"/>
+        <w:spacing w:line="276" w:lineRule="auto"/>
+        <w:jc w:val="center"/>
+        <w:rPr>
+          <w:b/>
+          <w:bCs/>
+          <w:sz w:val="28"/>
+          <w:szCs w:val="28"/>
+        </w:rPr>
+      </w:pPr>
+    </w:p>
+    <w:p>
+      <w:pPr>
+        <w:autoSpaceDE w:val="0"/>
+        <w:autoSpaceDN w:val="0"/>
+        <w:adjustRightInd w:val="0"/>
+        <w:spacing w:line="276" w:lineRule="auto"/>
+        <w:jc w:val="center"/>
+        <w:rPr>
+          <w:sz w:val="28"/>
+          <w:szCs w:val="28"/>
+        </w:rPr>
+      </w:pPr>
+      <w:r>
+        <w:rPr>
+          <w:rFonts w:eastAsia="Calibri"/>
+          <w:sz w:val="28"/>
+          <w:szCs w:val="28"/>
+        </w:rPr>
+        <w:t>h</w:t>
+      </w:r>
+      <m:oMath>
+        <m:r>
+          <w:rPr>
+            <w:rFonts w:ascii="Cambria Math" w:eastAsia="Calibri" w:hAnsi="Cambria Math"/>
+            <w:sz w:val="28"/>
+            <w:szCs w:val="28"/>
+          </w:rPr>
+          <m:t>∞</m:t>
+        </m:r>
+      </m:oMath>
+      <w:r>
+        <w:rPr>
+          <w:sz w:val="28"/>
+          <w:szCs w:val="28"/>
+        </w:rPr>
+        <w:t xml:space="preserve"> = </w:t>
+      </w:r>
+      <m:oMath>
+        <m:r>
+          <w:rPr>
+            <w:rFonts w:ascii="Cambria Math" w:eastAsia="Calibri" w:hAnsi="Cambria Math"/>
+            <w:sz w:val="28"/>
+            <w:szCs w:val="28"/>
+            <w:vertAlign w:val="superscript"/>
+          </w:rPr>
+          <m:t>α</m:t>
+        </m:r>
+      </m:oMath>
+      <w:r>
+        <w:rPr>
+          <w:sz w:val="28"/>
+          <w:szCs w:val="28"/>
+          <w:vertAlign w:val="subscript"/>
+        </w:rPr>
+        <w:t>h</w:t>
+      </w:r>
+      <w:proofErr w:type="gramStart"/>
+      <w:r>
+        <w:rPr>
+          <w:sz w:val="28"/>
+          <w:szCs w:val="28"/>
+        </w:rPr>
+        <w:t>/(</w:t>
+      </w:r>
+      <w:proofErr w:type="gramEnd"/>
+      <m:oMath>
+        <m:r>
+          <w:rPr>
+            <w:rFonts w:ascii="Cambria Math" w:eastAsia="Calibri" w:hAnsi="Cambria Math"/>
+            <w:sz w:val="28"/>
+            <w:szCs w:val="28"/>
+            <w:vertAlign w:val="superscript"/>
+          </w:rPr>
+          <m:t>α</m:t>
+        </m:r>
+      </m:oMath>
+      <w:r>
+        <w:rPr>
+          <w:sz w:val="28"/>
+          <w:szCs w:val="28"/>
+          <w:vertAlign w:val="subscript"/>
+        </w:rPr>
+        <w:t xml:space="preserve">h + </w:t>
+      </w:r>
+      <m:oMath>
+        <m:r>
+          <w:rPr>
+            <w:rFonts w:ascii="Cambria Math" w:eastAsia="Calibri" w:hAnsi="Cambria Math"/>
+            <w:sz w:val="28"/>
+            <w:szCs w:val="28"/>
+          </w:rPr>
+          <m:t>β</m:t>
+        </m:r>
+      </m:oMath>
+      <w:proofErr w:type="gramStart"/>
+      <w:r>
+        <w:rPr>
+          <w:sz w:val="28"/>
+          <w:szCs w:val="28"/>
+          <w:vertAlign w:val="subscript"/>
+        </w:rPr>
+        <w:t>h</w:t>
+      </w:r>
+      <w:r>
+        <w:rPr>
+          <w:sz w:val="28"/>
+          <w:szCs w:val="28"/>
+        </w:rPr>
+        <w:t>)  ,</w:t>
+      </w:r>
+      <w:proofErr w:type="gramEnd"/>
+      <w:r>
+        <w:rPr>
+          <w:sz w:val="28"/>
+          <w:szCs w:val="28"/>
+        </w:rPr>
+        <w:t xml:space="preserve">    </w:t>
       </w:r>
       <m:oMath>
         <m:r>
@@ -40917,8 +40644,17 @@
           <w:sz w:val="28"/>
           <w:szCs w:val="28"/>
         </w:rPr>
-        <w:t>= 1/(</w:t>
-      </w:r>
+        <w:t>= 1</w:t>
+      </w:r>
+      <w:proofErr w:type="gramStart"/>
+      <w:r>
+        <w:rPr>
+          <w:sz w:val="28"/>
+          <w:szCs w:val="28"/>
+        </w:rPr>
+        <w:t>/(</w:t>
+      </w:r>
+      <w:proofErr w:type="gramEnd"/>
       <m:oMath>
         <m:r>
           <w:rPr>
@@ -41586,7 +41322,6 @@
           <w:u w:val="single"/>
         </w:rPr>
       </w:pPr>
-      <w:proofErr w:type="spellStart"/>
       <w:r>
         <w:rPr>
           <w:rStyle w:val="Strong"/>
@@ -41595,18 +41330,7 @@
           <w:szCs w:val="28"/>
           <w:u w:val="single"/>
         </w:rPr>
-        <w:t>Brugada</w:t>
-      </w:r>
-      <w:proofErr w:type="spellEnd"/>
-      <w:r>
-        <w:rPr>
-          <w:rStyle w:val="Strong"/>
-          <w:color w:val="0E101A"/>
-          <w:sz w:val="28"/>
-          <w:szCs w:val="28"/>
-          <w:u w:val="single"/>
-        </w:rPr>
-        <w:t xml:space="preserve"> Syndrome:</w:t>
+        <w:t>Brugada Syndrome:</w:t>
       </w:r>
     </w:p>
     <w:p>
@@ -41627,47 +41351,25 @@
           <w:color w:val="0E101A"/>
         </w:rPr>
       </w:pPr>
+      <w:r>
+        <w:rPr>
+          <w:color w:val="0E101A"/>
+        </w:rPr>
+        <w:t>Brugada syndrome (</w:t>
+      </w:r>
       <w:proofErr w:type="spellStart"/>
       <w:r>
         <w:rPr>
           <w:color w:val="0E101A"/>
         </w:rPr>
-        <w:t>Brugada</w:t>
+        <w:t>BrS</w:t>
       </w:r>
       <w:proofErr w:type="spellEnd"/>
       <w:r>
         <w:rPr>
           <w:color w:val="0E101A"/>
         </w:rPr>
-        <w:t xml:space="preserve"> syndrome (</w:t>
-      </w:r>
-      <w:proofErr w:type="spellStart"/>
-      <w:r>
-        <w:rPr>
-          <w:color w:val="0E101A"/>
-        </w:rPr>
-        <w:t>BrS</w:t>
-      </w:r>
-      <w:proofErr w:type="spellEnd"/>
-      <w:r>
-        <w:rPr>
-          <w:color w:val="0E101A"/>
-        </w:rPr>
-        <w:t xml:space="preserve">) is a rare, but potentially life-threatening heart rhythm genetic disorder in which the electrical activity within the heart is abnormal. Those affected may have episodes of passing out. The abnormal heart rhythms that are seen in those with </w:t>
-      </w:r>
-      <w:proofErr w:type="spellStart"/>
-      <w:r>
-        <w:rPr>
-          <w:color w:val="0E101A"/>
-        </w:rPr>
-        <w:t>Brugada</w:t>
-      </w:r>
-      <w:proofErr w:type="spellEnd"/>
-      <w:r>
-        <w:rPr>
-          <w:color w:val="0E101A"/>
-        </w:rPr>
-        <w:t xml:space="preserve"> syndrome often occur at rest. They may be triggered by a fever.</w:t>
+        <w:t>) is a rare, but potentially life-threatening heart rhythm genetic disorder in which the electrical activity within the heart is abnormal. Those affected may have episodes of passing out. The abnormal heart rhythms that are seen in those with Brugada syndrome often occur at rest. They may be triggered by a fever.</w:t>
       </w:r>
     </w:p>
     <w:p>
@@ -41745,21 +41447,7 @@
         <w:rPr>
           <w:color w:val="0E101A"/>
         </w:rPr>
-        <w:t xml:space="preserve">The main aim when treating people with </w:t>
-      </w:r>
-      <w:proofErr w:type="spellStart"/>
-      <w:r>
-        <w:rPr>
-          <w:color w:val="0E101A"/>
-        </w:rPr>
-        <w:t>Brugada</w:t>
-      </w:r>
-      <w:proofErr w:type="spellEnd"/>
-      <w:r>
-        <w:rPr>
-          <w:color w:val="0E101A"/>
-        </w:rPr>
-        <w:t xml:space="preserve"> syndrome is to reduce the risk of sudden death due to serious abnormal heart rhythms such as ventricular fibrillation or polymorphic ventricular tachycardia. The treatments also include preventive measures such as avoiding aggravating medications and reducing fever. While some people with this condition are at high risk of serious heart rhythm disturbances, others are at much lower risk, meaning that some may require more intensive treatment than others.</w:t>
+        <w:t>The main aim when treating people with Brugada syndrome is to reduce the risk of sudden death due to serious abnormal heart rhythms such as ventricular fibrillation or polymorphic ventricular tachycardia. The treatments also include preventive measures such as avoiding aggravating medications and reducing fever. While some people with this condition are at high risk of serious heart rhythm disturbances, others are at much lower risk, meaning that some may require more intensive treatment than others.</w:t>
       </w:r>
     </w:p>
     <w:p>
@@ -42216,13 +41904,23 @@
         </w:rPr>
         <w:t>m</w:t>
       </w:r>
+      <w:proofErr w:type="gramStart"/>
       <w:r>
         <w:rPr>
           <w:rFonts w:ascii="Cambria Math" w:eastAsiaTheme="minorEastAsia" w:hAnsi="Cambria Math" w:cs="SFRM1000"/>
           <w:sz w:val="28"/>
           <w:szCs w:val="26"/>
         </w:rPr>
-        <w:t xml:space="preserve">)  ,    </w:t>
+        <w:t>)  ,</w:t>
+      </w:r>
+      <w:proofErr w:type="gramEnd"/>
+      <w:r>
+        <w:rPr>
+          <w:rFonts w:ascii="Cambria Math" w:eastAsiaTheme="minorEastAsia" w:hAnsi="Cambria Math" w:cs="SFRM1000"/>
+          <w:sz w:val="28"/>
+          <w:szCs w:val="26"/>
+        </w:rPr>
+        <w:t xml:space="preserve">    </w:t>
       </w:r>
       <m:oMath>
         <m:r>
@@ -42249,126 +41947,7 @@
           <w:sz w:val="28"/>
           <w:szCs w:val="26"/>
         </w:rPr>
-        <w:t>= 1/(</w:t>
-      </w:r>
-      <m:oMath>
-        <m:r>
-          <w:rPr>
-            <w:rFonts w:ascii="Cambria Math" w:hAnsi="Cambria Math" w:cs="SFRM1000"/>
-            <w:sz w:val="28"/>
-            <w:szCs w:val="26"/>
-            <w:vertAlign w:val="superscript"/>
-          </w:rPr>
-          <m:t>α</m:t>
-        </m:r>
-      </m:oMath>
-      <w:r>
-        <w:rPr>
-          <w:rFonts w:ascii="Cambria Math" w:eastAsiaTheme="minorEastAsia" w:hAnsi="Cambria Math" w:cs="SFRM1000"/>
-          <w:sz w:val="28"/>
-          <w:szCs w:val="26"/>
-          <w:vertAlign w:val="subscript"/>
-        </w:rPr>
-        <w:t xml:space="preserve">m + </w:t>
-      </w:r>
-      <m:oMath>
-        <m:r>
-          <w:rPr>
-            <w:rFonts w:ascii="Cambria Math" w:hAnsi="Cambria Math" w:cs="SFRM1000"/>
-            <w:sz w:val="28"/>
-            <w:szCs w:val="30"/>
-          </w:rPr>
-          <m:t>β</m:t>
-        </m:r>
-      </m:oMath>
-      <w:r>
-        <w:rPr>
-          <w:rFonts w:ascii="Cambria Math" w:eastAsiaTheme="minorEastAsia" w:hAnsi="Cambria Math" w:cs="SFRM1000"/>
-          <w:sz w:val="28"/>
-          <w:szCs w:val="30"/>
-          <w:vertAlign w:val="subscript"/>
-        </w:rPr>
-        <w:t>m</w:t>
-      </w:r>
-      <w:r>
-        <w:rPr>
-          <w:rFonts w:ascii="Cambria Math" w:eastAsiaTheme="minorEastAsia" w:hAnsi="Cambria Math" w:cs="SFRM1000"/>
-          <w:sz w:val="28"/>
-          <w:szCs w:val="26"/>
-        </w:rPr>
-        <w:t>)</w:t>
-      </w:r>
-    </w:p>
-    <w:p>
-      <w:pPr>
-        <w:autoSpaceDE w:val="0"/>
-        <w:autoSpaceDN w:val="0"/>
-        <w:adjustRightInd w:val="0"/>
-        <w:jc w:val="center"/>
-        <w:rPr>
-          <w:rFonts w:ascii="Cambria Math" w:eastAsiaTheme="minorEastAsia" w:hAnsi="Cambria Math" w:cs="SFRM1000"/>
-          <w:sz w:val="28"/>
-          <w:szCs w:val="26"/>
-        </w:rPr>
-      </w:pPr>
-    </w:p>
-    <w:p>
-      <w:pPr>
-        <w:autoSpaceDE w:val="0"/>
-        <w:autoSpaceDN w:val="0"/>
-        <w:adjustRightInd w:val="0"/>
-        <w:jc w:val="center"/>
-        <w:rPr>
-          <w:rFonts w:ascii="Cambria Math" w:eastAsiaTheme="minorEastAsia" w:hAnsi="Cambria Math" w:cs="SFRM1000"/>
-          <w:sz w:val="28"/>
-          <w:szCs w:val="26"/>
-        </w:rPr>
-      </w:pPr>
-      <w:r>
-        <w:rPr>
-          <w:rFonts w:ascii="Cambria Math" w:hAnsi="Cambria Math" w:cs="SFRM1000"/>
-          <w:sz w:val="28"/>
-          <w:szCs w:val="26"/>
-        </w:rPr>
-        <w:t>h</w:t>
-      </w:r>
-      <m:oMath>
-        <m:r>
-          <w:rPr>
-            <w:rFonts w:ascii="Cambria Math" w:hAnsi="Cambria Math" w:cs="SFRM1000"/>
-            <w:sz w:val="28"/>
-            <w:szCs w:val="26"/>
-          </w:rPr>
-          <m:t>∞</m:t>
-        </m:r>
-      </m:oMath>
-      <w:r>
-        <w:rPr>
-          <w:rFonts w:ascii="Cambria Math" w:eastAsiaTheme="minorEastAsia" w:hAnsi="Cambria Math" w:cs="SFRM1000"/>
-          <w:sz w:val="28"/>
-          <w:szCs w:val="26"/>
-        </w:rPr>
-        <w:t xml:space="preserve">  = </w:t>
-      </w:r>
-      <m:oMath>
-        <m:r>
-          <w:rPr>
-            <w:rFonts w:ascii="Cambria Math" w:hAnsi="Cambria Math" w:cs="SFRM1000"/>
-            <w:sz w:val="28"/>
-            <w:szCs w:val="26"/>
-            <w:vertAlign w:val="superscript"/>
-          </w:rPr>
-          <m:t>α</m:t>
-        </m:r>
-      </m:oMath>
-      <w:r>
-        <w:rPr>
-          <w:rFonts w:ascii="Cambria Math" w:eastAsiaTheme="minorEastAsia" w:hAnsi="Cambria Math" w:cs="SFRM1000"/>
-          <w:sz w:val="28"/>
-          <w:szCs w:val="26"/>
-          <w:vertAlign w:val="subscript"/>
-        </w:rPr>
-        <w:t>h</w:t>
+        <w:t>= 1</w:t>
       </w:r>
       <w:proofErr w:type="gramStart"/>
       <w:r>
@@ -42398,7 +41977,7 @@
           <w:szCs w:val="26"/>
           <w:vertAlign w:val="subscript"/>
         </w:rPr>
-        <w:t xml:space="preserve">h + </w:t>
+        <w:t xml:space="preserve">m + </w:t>
       </w:r>
       <m:oMath>
         <m:r>
@@ -42417,7 +41996,7 @@
           <w:szCs w:val="30"/>
           <w:vertAlign w:val="subscript"/>
         </w:rPr>
-        <w:t>h</w:t>
+        <w:t>m</w:t>
       </w:r>
       <w:r>
         <w:rPr>
@@ -42425,7 +42004,146 @@
           <w:sz w:val="28"/>
           <w:szCs w:val="26"/>
         </w:rPr>
-        <w:t xml:space="preserve">)  ,    </w:t>
+        <w:t>)</w:t>
+      </w:r>
+    </w:p>
+    <w:p>
+      <w:pPr>
+        <w:autoSpaceDE w:val="0"/>
+        <w:autoSpaceDN w:val="0"/>
+        <w:adjustRightInd w:val="0"/>
+        <w:jc w:val="center"/>
+        <w:rPr>
+          <w:rFonts w:ascii="Cambria Math" w:eastAsiaTheme="minorEastAsia" w:hAnsi="Cambria Math" w:cs="SFRM1000"/>
+          <w:sz w:val="28"/>
+          <w:szCs w:val="26"/>
+        </w:rPr>
+      </w:pPr>
+    </w:p>
+    <w:p>
+      <w:pPr>
+        <w:autoSpaceDE w:val="0"/>
+        <w:autoSpaceDN w:val="0"/>
+        <w:adjustRightInd w:val="0"/>
+        <w:jc w:val="center"/>
+        <w:rPr>
+          <w:rFonts w:ascii="Cambria Math" w:eastAsiaTheme="minorEastAsia" w:hAnsi="Cambria Math" w:cs="SFRM1000"/>
+          <w:sz w:val="28"/>
+          <w:szCs w:val="26"/>
+        </w:rPr>
+      </w:pPr>
+      <w:r>
+        <w:rPr>
+          <w:rFonts w:ascii="Cambria Math" w:hAnsi="Cambria Math" w:cs="SFRM1000"/>
+          <w:sz w:val="28"/>
+          <w:szCs w:val="26"/>
+        </w:rPr>
+        <w:t>h</w:t>
+      </w:r>
+      <m:oMath>
+        <m:r>
+          <w:rPr>
+            <w:rFonts w:ascii="Cambria Math" w:hAnsi="Cambria Math" w:cs="SFRM1000"/>
+            <w:sz w:val="28"/>
+            <w:szCs w:val="26"/>
+          </w:rPr>
+          <m:t>∞</m:t>
+        </m:r>
+      </m:oMath>
+      <w:r>
+        <w:rPr>
+          <w:rFonts w:ascii="Cambria Math" w:eastAsiaTheme="minorEastAsia" w:hAnsi="Cambria Math" w:cs="SFRM1000"/>
+          <w:sz w:val="28"/>
+          <w:szCs w:val="26"/>
+        </w:rPr>
+        <w:t xml:space="preserve">  = </w:t>
+      </w:r>
+      <m:oMath>
+        <m:r>
+          <w:rPr>
+            <w:rFonts w:ascii="Cambria Math" w:hAnsi="Cambria Math" w:cs="SFRM1000"/>
+            <w:sz w:val="28"/>
+            <w:szCs w:val="26"/>
+            <w:vertAlign w:val="superscript"/>
+          </w:rPr>
+          <m:t>α</m:t>
+        </m:r>
+      </m:oMath>
+      <w:r>
+        <w:rPr>
+          <w:rFonts w:ascii="Cambria Math" w:eastAsiaTheme="minorEastAsia" w:hAnsi="Cambria Math" w:cs="SFRM1000"/>
+          <w:sz w:val="28"/>
+          <w:szCs w:val="26"/>
+          <w:vertAlign w:val="subscript"/>
+        </w:rPr>
+        <w:t>h</w:t>
+      </w:r>
+      <w:proofErr w:type="gramStart"/>
+      <w:r>
+        <w:rPr>
+          <w:rFonts w:ascii="Cambria Math" w:eastAsiaTheme="minorEastAsia" w:hAnsi="Cambria Math" w:cs="SFRM1000"/>
+          <w:sz w:val="28"/>
+          <w:szCs w:val="26"/>
+        </w:rPr>
+        <w:t>/(</w:t>
+      </w:r>
+      <w:proofErr w:type="gramEnd"/>
+      <m:oMath>
+        <m:r>
+          <w:rPr>
+            <w:rFonts w:ascii="Cambria Math" w:hAnsi="Cambria Math" w:cs="SFRM1000"/>
+            <w:sz w:val="28"/>
+            <w:szCs w:val="26"/>
+            <w:vertAlign w:val="superscript"/>
+          </w:rPr>
+          <m:t>α</m:t>
+        </m:r>
+      </m:oMath>
+      <w:r>
+        <w:rPr>
+          <w:rFonts w:ascii="Cambria Math" w:eastAsiaTheme="minorEastAsia" w:hAnsi="Cambria Math" w:cs="SFRM1000"/>
+          <w:sz w:val="28"/>
+          <w:szCs w:val="26"/>
+          <w:vertAlign w:val="subscript"/>
+        </w:rPr>
+        <w:t xml:space="preserve">h + </w:t>
+      </w:r>
+      <m:oMath>
+        <m:r>
+          <w:rPr>
+            <w:rFonts w:ascii="Cambria Math" w:hAnsi="Cambria Math" w:cs="SFRM1000"/>
+            <w:sz w:val="28"/>
+            <w:szCs w:val="30"/>
+          </w:rPr>
+          <m:t>β</m:t>
+        </m:r>
+      </m:oMath>
+      <w:proofErr w:type="gramStart"/>
+      <w:r>
+        <w:rPr>
+          <w:rFonts w:ascii="Cambria Math" w:eastAsiaTheme="minorEastAsia" w:hAnsi="Cambria Math" w:cs="SFRM1000"/>
+          <w:sz w:val="28"/>
+          <w:szCs w:val="30"/>
+          <w:vertAlign w:val="subscript"/>
+        </w:rPr>
+        <w:t>h</w:t>
+      </w:r>
+      <w:r>
+        <w:rPr>
+          <w:rFonts w:ascii="Cambria Math" w:eastAsiaTheme="minorEastAsia" w:hAnsi="Cambria Math" w:cs="SFRM1000"/>
+          <w:sz w:val="28"/>
+          <w:szCs w:val="26"/>
+        </w:rPr>
+        <w:t>)  ,</w:t>
+      </w:r>
+      <w:proofErr w:type="gramEnd"/>
+      <w:r>
+        <w:rPr>
+          <w:rFonts w:ascii="Cambria Math" w:eastAsiaTheme="minorEastAsia" w:hAnsi="Cambria Math" w:cs="SFRM1000"/>
+          <w:sz w:val="28"/>
+          <w:szCs w:val="26"/>
+        </w:rPr>
+        <w:t xml:space="preserve">    </w:t>
       </w:r>
       <m:oMath>
         <m:r>
@@ -42452,8 +42170,18 @@
           <w:sz w:val="28"/>
           <w:szCs w:val="26"/>
         </w:rPr>
-        <w:t>= 1/(</w:t>
-      </w:r>
+        <w:t>= 1</w:t>
+      </w:r>
+      <w:proofErr w:type="gramStart"/>
+      <w:r>
+        <w:rPr>
+          <w:rFonts w:ascii="Cambria Math" w:eastAsiaTheme="minorEastAsia" w:hAnsi="Cambria Math" w:cs="SFRM1000"/>
+          <w:sz w:val="28"/>
+          <w:szCs w:val="26"/>
+        </w:rPr>
+        <w:t>/(</w:t>
+      </w:r>
+      <w:proofErr w:type="gramEnd"/>
       <m:oMath>
         <m:r>
           <w:rPr>
@@ -44739,7 +44467,15 @@
           <w:color w:val="000000"/>
           <w:lang w:val="en-GB"/>
         </w:rPr>
-        <w:t>electrophysiology”,</w:t>
+        <w:t>electrophysiology</w:t>
+      </w:r>
+      <w:proofErr w:type="gramStart"/>
+      <w:r>
+        <w:rPr>
+          <w:color w:val="000000"/>
+          <w:lang w:val="en-GB"/>
+        </w:rPr>
+        <w:t>”,</w:t>
       </w:r>
       <w:r>
         <w:rPr>
@@ -44751,6 +44487,7 @@
         <w:t>Trends</w:t>
       </w:r>
       <w:proofErr w:type="spellEnd"/>
+      <w:proofErr w:type="gramEnd"/>
       <w:r>
         <w:rPr>
           <w:i/>
@@ -44887,23 +44624,7 @@
           <w:color w:val="000000"/>
           <w:lang w:val="en-GB"/>
         </w:rPr>
-        <w:t xml:space="preserve"> “Emil Heinrich Du </w:t>
-      </w:r>
-      <w:proofErr w:type="spellStart"/>
-      <w:r>
-        <w:rPr>
-          <w:color w:val="000000"/>
-          <w:lang w:val="en-GB"/>
-        </w:rPr>
-        <w:t>Bois</w:t>
-      </w:r>
-      <w:proofErr w:type="spellEnd"/>
-      <w:r>
-        <w:rPr>
-          <w:color w:val="000000"/>
-          <w:lang w:val="en-GB"/>
-        </w:rPr>
-        <w:t xml:space="preserve">-Reymond (1818–96)” </w:t>
+        <w:t xml:space="preserve"> “Emil Heinrich Du Bois-Reymond (1818–96)” </w:t>
       </w:r>
       <w:r>
         <w:rPr>
@@ -45139,7 +44860,23 @@
           <w:color w:val="000000"/>
           <w:lang w:val="en-GB"/>
         </w:rPr>
-        <w:t xml:space="preserve"> critical assessment from a historical and modeller’s viewpoint” , </w:t>
+        <w:t xml:space="preserve"> critical assessment from a historical and modeller’s viewpoint</w:t>
+      </w:r>
+      <w:proofErr w:type="gramStart"/>
+      <w:r>
+        <w:rPr>
+          <w:color w:val="000000"/>
+          <w:lang w:val="en-GB"/>
+        </w:rPr>
+        <w:t>” ,</w:t>
+      </w:r>
+      <w:proofErr w:type="gramEnd"/>
+      <w:r>
+        <w:rPr>
+          <w:color w:val="000000"/>
+          <w:lang w:val="en-GB"/>
+        </w:rPr>
+        <w:t xml:space="preserve"> </w:t>
       </w:r>
       <w:r>
         <w:rPr>
@@ -45155,7 +44892,23 @@
           <w:color w:val="000000"/>
           <w:lang w:val="en-GB"/>
         </w:rPr>
-        <w:t>(May 16th 2013)</w:t>
+        <w:t>(May 16th</w:t>
+      </w:r>
+      <w:proofErr w:type="gramStart"/>
+      <w:r>
+        <w:rPr>
+          <w:color w:val="000000"/>
+          <w:lang w:val="en-GB"/>
+        </w:rPr>
+        <w:t xml:space="preserve"> 2013</w:t>
+      </w:r>
+      <w:proofErr w:type="gramEnd"/>
+      <w:r>
+        <w:rPr>
+          <w:color w:val="000000"/>
+          <w:lang w:val="en-GB"/>
+        </w:rPr>
+        <w:t>)</w:t>
       </w:r>
       <w:r>
         <w:rPr>
@@ -45256,23 +45009,7 @@
           <w:color w:val="000000"/>
           <w:lang w:val="en-GB"/>
         </w:rPr>
-        <w:t xml:space="preserve"> Andrew </w:t>
-      </w:r>
-      <w:proofErr w:type="spellStart"/>
-      <w:r>
-        <w:rPr>
-          <w:color w:val="000000"/>
-          <w:lang w:val="en-GB"/>
-        </w:rPr>
-        <w:t>Hauxley</w:t>
-      </w:r>
-      <w:proofErr w:type="spellEnd"/>
-      <w:r>
-        <w:rPr>
-          <w:color w:val="000000"/>
-          <w:lang w:val="en-GB"/>
-        </w:rPr>
-        <w:t xml:space="preserve"> - 1963 Nobel Prize”, </w:t>
+        <w:t xml:space="preserve"> Andrew Hauxley - 1963 Nobel Prize”, </w:t>
       </w:r>
       <w:r>
         <w:rPr>
@@ -45381,7 +45118,23 @@
           <w:color w:val="333333"/>
           <w:lang w:val="en-GB"/>
         </w:rPr>
-        <w:t xml:space="preserve"> “”The Hodgkin—Huxley Model. In: The Book of GENESIS.” Springer, New York, NY. (1998)</w:t>
+        <w:t xml:space="preserve"> </w:t>
+      </w:r>
+      <w:proofErr w:type="gramStart"/>
+      <w:r>
+        <w:rPr>
+          <w:color w:val="333333"/>
+          <w:lang w:val="en-GB"/>
+        </w:rPr>
+        <w:t>“”The</w:t>
+      </w:r>
+      <w:proofErr w:type="gramEnd"/>
+      <w:r>
+        <w:rPr>
+          <w:color w:val="333333"/>
+          <w:lang w:val="en-GB"/>
+        </w:rPr>
+        <w:t xml:space="preserve"> Hodgkin—Huxley Model. In: The Book of GENESIS.” Springer, New York, NY. (1998)</w:t>
       </w:r>
     </w:p>
     <w:p>
@@ -46026,7 +45779,7 @@
 </file>
 
 <file path=word/endnotes.xml><?xml version="1.0" encoding="utf-8"?>
-<w:endnotes xmlns:wpc="http://schemas.microsoft.com/office/word/2010/wordprocessingCanvas" xmlns:cx="http://schemas.microsoft.com/office/drawing/2014/chartex" xmlns:cx1="http://schemas.microsoft.com/office/drawing/2015/9/8/chartex" xmlns:cx2="http://schemas.microsoft.com/office/drawing/2015/10/21/chartex" xmlns:cx3="http://schemas.microsoft.com/office/drawing/2016/5/9/chartex" xmlns:cx4="http://schemas.microsoft.com/office/drawing/2016/5/10/chartex" xmlns:cx5="http://schemas.microsoft.com/office/drawing/2016/5/11/chartex" xmlns:cx6="http://schemas.microsoft.com/office/drawing/2016/5/12/chartex" xmlns:cx7="http://schemas.microsoft.com/office/drawing/2016/5/13/chartex" xmlns:cx8="http://schemas.microsoft.com/office/drawing/2016/5/14/chartex" xmlns:mc="http://schemas.openxmlformats.org/markup-compatibility/2006" xmlns:aink="http://schemas.microsoft.com/office/drawing/2016/ink" xmlns:am3d="http://schemas.microsoft.com/office/drawing/2017/model3d" xmlns:o="urn:schemas-microsoft-com:office:office" xmlns:r="http://schemas.openxmlformats.org/officeDocument/2006/relationships" xmlns:m="http://schemas.openxmlformats.org/officeDocument/2006/math" xmlns:v="urn:schemas-microsoft-com:vml" xmlns:wp14="http://schemas.microsoft.com/office/word/2010/wordprocessingDrawing" xmlns:wp="http://schemas.openxmlformats.org/drawingml/2006/wordprocessingDrawing" xmlns:w10="urn:schemas-microsoft-com:office:word" xmlns:w="http://schemas.openxmlformats.org/wordprocessingml/2006/main" xmlns:w14="http://schemas.microsoft.com/office/word/2010/wordml" xmlns:w15="http://schemas.microsoft.com/office/word/2012/wordml" xmlns:w16cex="http://schemas.microsoft.com/office/word/2018/wordml/cex" xmlns:w16cid="http://schemas.microsoft.com/office/word/2016/wordml/cid" xmlns:w16="http://schemas.microsoft.com/office/word/2018/wordml" xmlns:w16sdtdh="http://schemas.microsoft.com/office/word/2020/wordml/sdtdatahash" xmlns:w16se="http://schemas.microsoft.com/office/word/2015/wordml/symex" xmlns:wpg="http://schemas.microsoft.com/office/word/2010/wordprocessingGroup" xmlns:wpi="http://schemas.microsoft.com/office/word/2010/wordprocessingInk" xmlns:wne="http://schemas.microsoft.com/office/word/2006/wordml" xmlns:wps="http://schemas.microsoft.com/office/word/2010/wordprocessingShape" mc:Ignorable="w14 w15 w16se w16cid w16 w16cex w16sdtdh wp14">
+<w:endnotes xmlns:wpc="http://schemas.microsoft.com/office/word/2010/wordprocessingCanvas" xmlns:cx="http://schemas.microsoft.com/office/drawing/2014/chartex" xmlns:cx1="http://schemas.microsoft.com/office/drawing/2015/9/8/chartex" xmlns:cx2="http://schemas.microsoft.com/office/drawing/2015/10/21/chartex" xmlns:cx3="http://schemas.microsoft.com/office/drawing/2016/5/9/chartex" xmlns:cx4="http://schemas.microsoft.com/office/drawing/2016/5/10/chartex" xmlns:cx5="http://schemas.microsoft.com/office/drawing/2016/5/11/chartex" xmlns:cx6="http://schemas.microsoft.com/office/drawing/2016/5/12/chartex" xmlns:cx7="http://schemas.microsoft.com/office/drawing/2016/5/13/chartex" xmlns:cx8="http://schemas.microsoft.com/office/drawing/2016/5/14/chartex" xmlns:mc="http://schemas.openxmlformats.org/markup-compatibility/2006" xmlns:aink="http://schemas.microsoft.com/office/drawing/2016/ink" xmlns:am3d="http://schemas.microsoft.com/office/drawing/2017/model3d" xmlns:o="urn:schemas-microsoft-com:office:office" xmlns:oel="http://schemas.microsoft.com/office/2019/extlst" xmlns:r="http://schemas.openxmlformats.org/officeDocument/2006/relationships" xmlns:m="http://schemas.openxmlformats.org/officeDocument/2006/math" xmlns:v="urn:schemas-microsoft-com:vml" xmlns:wp14="http://schemas.microsoft.com/office/word/2010/wordprocessingDrawing" xmlns:wp="http://schemas.openxmlformats.org/drawingml/2006/wordprocessingDrawing" xmlns:w10="urn:schemas-microsoft-com:office:word" xmlns:w="http://schemas.openxmlformats.org/wordprocessingml/2006/main" xmlns:w14="http://schemas.microsoft.com/office/word/2010/wordml" xmlns:w15="http://schemas.microsoft.com/office/word/2012/wordml" xmlns:w16cex="http://schemas.microsoft.com/office/word/2018/wordml/cex" xmlns:w16cid="http://schemas.microsoft.com/office/word/2016/wordml/cid" xmlns:w16="http://schemas.microsoft.com/office/word/2018/wordml" xmlns:w16du="http://schemas.microsoft.com/office/word/2023/wordml/word16du" xmlns:w16sdtdh="http://schemas.microsoft.com/office/word/2020/wordml/sdtdatahash" xmlns:w16sdtfl="http://schemas.microsoft.com/office/word/2024/wordml/sdtformatlock" xmlns:w16se="http://schemas.microsoft.com/office/word/2015/wordml/symex" xmlns:wpg="http://schemas.microsoft.com/office/word/2010/wordprocessingGroup" xmlns:wpi="http://schemas.microsoft.com/office/word/2010/wordprocessingInk" xmlns:wne="http://schemas.microsoft.com/office/word/2006/wordml" xmlns:wps="http://schemas.microsoft.com/office/word/2010/wordprocessingShape" mc:Ignorable="w14 w15 w16se w16cid w16 w16cex w16sdtdh w16sdtfl w16du wp14">
   <w:endnote w:type="separator" w:id="-1">
     <w:p>
       <w:r>
@@ -46045,7 +45798,7 @@
 </file>
 
 <file path=word/footer1.xml><?xml version="1.0" encoding="utf-8"?>
-<w:ftr xmlns:wpc="http://schemas.microsoft.com/office/word/2010/wordprocessingCanvas" xmlns:cx="http://schemas.microsoft.com/office/drawing/2014/chartex" xmlns:cx1="http://schemas.microsoft.com/office/drawing/2015/9/8/chartex" xmlns:cx2="http://schemas.microsoft.com/office/drawing/2015/10/21/chartex" xmlns:cx3="http://schemas.microsoft.com/office/drawing/2016/5/9/chartex" xmlns:cx4="http://schemas.microsoft.com/office/drawing/2016/5/10/chartex" xmlns:cx5="http://schemas.microsoft.com/office/drawing/2016/5/11/chartex" xmlns:cx6="http://schemas.microsoft.com/office/drawing/2016/5/12/chartex" xmlns:cx7="http://schemas.microsoft.com/office/drawing/2016/5/13/chartex" xmlns:cx8="http://schemas.microsoft.com/office/drawing/2016/5/14/chartex" xmlns:mc="http://schemas.openxmlformats.org/markup-compatibility/2006" xmlns:aink="http://schemas.microsoft.com/office/drawing/2016/ink" xmlns:am3d="http://schemas.microsoft.com/office/drawing/2017/model3d" xmlns:o="urn:schemas-microsoft-com:office:office" xmlns:r="http://schemas.openxmlformats.org/officeDocument/2006/relationships" xmlns:m="http://schemas.openxmlformats.org/officeDocument/2006/math" xmlns:v="urn:schemas-microsoft-com:vml" xmlns:wp14="http://schemas.microsoft.com/office/word/2010/wordprocessingDrawing" xmlns:wp="http://schemas.openxmlformats.org/drawingml/2006/wordprocessingDrawing" xmlns:w10="urn:schemas-microsoft-com:office:word" xmlns:w="http://schemas.openxmlformats.org/wordprocessingml/2006/main" xmlns:w14="http://schemas.microsoft.com/office/word/2010/wordml" xmlns:w15="http://schemas.microsoft.com/office/word/2012/wordml" xmlns:w16cex="http://schemas.microsoft.com/office/word/2018/wordml/cex" xmlns:w16cid="http://schemas.microsoft.com/office/word/2016/wordml/cid" xmlns:w16="http://schemas.microsoft.com/office/word/2018/wordml" xmlns:w16sdtdh="http://schemas.microsoft.com/office/word/2020/wordml/sdtdatahash" xmlns:w16se="http://schemas.microsoft.com/office/word/2015/wordml/symex" xmlns:wpg="http://schemas.microsoft.com/office/word/2010/wordprocessingGroup" xmlns:wpi="http://schemas.microsoft.com/office/word/2010/wordprocessingInk" xmlns:wne="http://schemas.microsoft.com/office/word/2006/wordml" xmlns:wps="http://schemas.microsoft.com/office/word/2010/wordprocessingShape" mc:Ignorable="w14 w15 w16se w16cid w16 w16cex w16sdtdh wp14">
+<w:ftr xmlns:wpc="http://schemas.microsoft.com/office/word/2010/wordprocessingCanvas" xmlns:cx="http://schemas.microsoft.com/office/drawing/2014/chartex" xmlns:cx1="http://schemas.microsoft.com/office/drawing/2015/9/8/chartex" xmlns:cx2="http://schemas.microsoft.com/office/drawing/2015/10/21/chartex" xmlns:cx3="http://schemas.microsoft.com/office/drawing/2016/5/9/chartex" xmlns:cx4="http://schemas.microsoft.com/office/drawing/2016/5/10/chartex" xmlns:cx5="http://schemas.microsoft.com/office/drawing/2016/5/11/chartex" xmlns:cx6="http://schemas.microsoft.com/office/drawing/2016/5/12/chartex" xmlns:cx7="http://schemas.microsoft.com/office/drawing/2016/5/13/chartex" xmlns:cx8="http://schemas.microsoft.com/office/drawing/2016/5/14/chartex" xmlns:mc="http://schemas.openxmlformats.org/markup-compatibility/2006" xmlns:aink="http://schemas.microsoft.com/office/drawing/2016/ink" xmlns:am3d="http://schemas.microsoft.com/office/drawing/2017/model3d" xmlns:o="urn:schemas-microsoft-com:office:office" xmlns:oel="http://schemas.microsoft.com/office/2019/extlst" xmlns:r="http://schemas.openxmlformats.org/officeDocument/2006/relationships" xmlns:m="http://schemas.openxmlformats.org/officeDocument/2006/math" xmlns:v="urn:schemas-microsoft-com:vml" xmlns:wp14="http://schemas.microsoft.com/office/word/2010/wordprocessingDrawing" xmlns:wp="http://schemas.openxmlformats.org/drawingml/2006/wordprocessingDrawing" xmlns:w10="urn:schemas-microsoft-com:office:word" xmlns:w="http://schemas.openxmlformats.org/wordprocessingml/2006/main" xmlns:w14="http://schemas.microsoft.com/office/word/2010/wordml" xmlns:w15="http://schemas.microsoft.com/office/word/2012/wordml" xmlns:w16cex="http://schemas.microsoft.com/office/word/2018/wordml/cex" xmlns:w16cid="http://schemas.microsoft.com/office/word/2016/wordml/cid" xmlns:w16="http://schemas.microsoft.com/office/word/2018/wordml" xmlns:w16du="http://schemas.microsoft.com/office/word/2023/wordml/word16du" xmlns:w16sdtdh="http://schemas.microsoft.com/office/word/2020/wordml/sdtdatahash" xmlns:w16sdtfl="http://schemas.microsoft.com/office/word/2024/wordml/sdtformatlock" xmlns:w16se="http://schemas.microsoft.com/office/word/2015/wordml/symex" xmlns:wpg="http://schemas.microsoft.com/office/word/2010/wordprocessingGroup" xmlns:wpi="http://schemas.microsoft.com/office/word/2010/wordprocessingInk" xmlns:wne="http://schemas.microsoft.com/office/word/2006/wordml" xmlns:wps="http://schemas.microsoft.com/office/word/2010/wordprocessingShape" mc:Ignorable="w14 w15 w16se w16cid w16 w16cex w16sdtdh w16sdtfl w16du wp14">
   <w:sdt>
     <w:sdtPr>
       <w:rPr>
@@ -46168,7 +45921,7 @@
 </file>
 
 <file path=word/footnotes.xml><?xml version="1.0" encoding="utf-8"?>
-<w:footnotes xmlns:wpc="http://schemas.microsoft.com/office/word/2010/wordprocessingCanvas" xmlns:cx="http://schemas.microsoft.com/office/drawing/2014/chartex" xmlns:cx1="http://schemas.microsoft.com/office/drawing/2015/9/8/chartex" xmlns:cx2="http://schemas.microsoft.com/office/drawing/2015/10/21/chartex" xmlns:cx3="http://schemas.microsoft.com/office/drawing/2016/5/9/chartex" xmlns:cx4="http://schemas.microsoft.com/office/drawing/2016/5/10/chartex" xmlns:cx5="http://schemas.microsoft.com/office/drawing/2016/5/11/chartex" xmlns:cx6="http://schemas.microsoft.com/office/drawing/2016/5/12/chartex" xmlns:cx7="http://schemas.microsoft.com/office/drawing/2016/5/13/chartex" xmlns:cx8="http://schemas.microsoft.com/office/drawing/2016/5/14/chartex" xmlns:mc="http://schemas.openxmlformats.org/markup-compatibility/2006" xmlns:aink="http://schemas.microsoft.com/office/drawing/2016/ink" xmlns:am3d="http://schemas.microsoft.com/office/drawing/2017/model3d" xmlns:o="urn:schemas-microsoft-com:office:office" xmlns:r="http://schemas.openxmlformats.org/officeDocument/2006/relationships" xmlns:m="http://schemas.openxmlformats.org/officeDocument/2006/math" xmlns:v="urn:schemas-microsoft-com:vml" xmlns:wp14="http://schemas.microsoft.com/office/word/2010/wordprocessingDrawing" xmlns:wp="http://schemas.openxmlformats.org/drawingml/2006/wordprocessingDrawing" xmlns:w10="urn:schemas-microsoft-com:office:word" xmlns:w="http://schemas.openxmlformats.org/wordprocessingml/2006/main" xmlns:w14="http://schemas.microsoft.com/office/word/2010/wordml" xmlns:w15="http://schemas.microsoft.com/office/word/2012/wordml" xmlns:w16cex="http://schemas.microsoft.com/office/word/2018/wordml/cex" xmlns:w16cid="http://schemas.microsoft.com/office/word/2016/wordml/cid" xmlns:w16="http://schemas.microsoft.com/office/word/2018/wordml" xmlns:w16sdtdh="http://schemas.microsoft.com/office/word/2020/wordml/sdtdatahash" xmlns:w16se="http://schemas.microsoft.com/office/word/2015/wordml/symex" xmlns:wpg="http://schemas.microsoft.com/office/word/2010/wordprocessingGroup" xmlns:wpi="http://schemas.microsoft.com/office/word/2010/wordprocessingInk" xmlns:wne="http://schemas.microsoft.com/office/word/2006/wordml" xmlns:wps="http://schemas.microsoft.com/office/word/2010/wordprocessingShape" mc:Ignorable="w14 w15 w16se w16cid w16 w16cex w16sdtdh wp14">
+<w:footnotes xmlns:wpc="http://schemas.microsoft.com/office/word/2010/wordprocessingCanvas" xmlns:cx="http://schemas.microsoft.com/office/drawing/2014/chartex" xmlns:cx1="http://schemas.microsoft.com/office/drawing/2015/9/8/chartex" xmlns:cx2="http://schemas.microsoft.com/office/drawing/2015/10/21/chartex" xmlns:cx3="http://schemas.microsoft.com/office/drawing/2016/5/9/chartex" xmlns:cx4="http://schemas.microsoft.com/office/drawing/2016/5/10/chartex" xmlns:cx5="http://schemas.microsoft.com/office/drawing/2016/5/11/chartex" xmlns:cx6="http://schemas.microsoft.com/office/drawing/2016/5/12/chartex" xmlns:cx7="http://schemas.microsoft.com/office/drawing/2016/5/13/chartex" xmlns:cx8="http://schemas.microsoft.com/office/drawing/2016/5/14/chartex" xmlns:mc="http://schemas.openxmlformats.org/markup-compatibility/2006" xmlns:aink="http://schemas.microsoft.com/office/drawing/2016/ink" xmlns:am3d="http://schemas.microsoft.com/office/drawing/2017/model3d" xmlns:o="urn:schemas-microsoft-com:office:office" xmlns:oel="http://schemas.microsoft.com/office/2019/extlst" xmlns:r="http://schemas.openxmlformats.org/officeDocument/2006/relationships" xmlns:m="http://schemas.openxmlformats.org/officeDocument/2006/math" xmlns:v="urn:schemas-microsoft-com:vml" xmlns:wp14="http://schemas.microsoft.com/office/word/2010/wordprocessingDrawing" xmlns:wp="http://schemas.openxmlformats.org/drawingml/2006/wordprocessingDrawing" xmlns:w10="urn:schemas-microsoft-com:office:word" xmlns:w="http://schemas.openxmlformats.org/wordprocessingml/2006/main" xmlns:w14="http://schemas.microsoft.com/office/word/2010/wordml" xmlns:w15="http://schemas.microsoft.com/office/word/2012/wordml" xmlns:w16cex="http://schemas.microsoft.com/office/word/2018/wordml/cex" xmlns:w16cid="http://schemas.microsoft.com/office/word/2016/wordml/cid" xmlns:w16="http://schemas.microsoft.com/office/word/2018/wordml" xmlns:w16du="http://schemas.microsoft.com/office/word/2023/wordml/word16du" xmlns:w16sdtdh="http://schemas.microsoft.com/office/word/2020/wordml/sdtdatahash" xmlns:w16sdtfl="http://schemas.microsoft.com/office/word/2024/wordml/sdtformatlock" xmlns:w16se="http://schemas.microsoft.com/office/word/2015/wordml/symex" xmlns:wpg="http://schemas.microsoft.com/office/word/2010/wordprocessingGroup" xmlns:wpi="http://schemas.microsoft.com/office/word/2010/wordprocessingInk" xmlns:wne="http://schemas.microsoft.com/office/word/2006/wordml" xmlns:wps="http://schemas.microsoft.com/office/word/2010/wordprocessingShape" mc:Ignorable="w14 w15 w16se w16cid w16 w16cex w16sdtdh w16sdtfl w16du wp14">
   <w:footnote w:type="separator" w:id="-1">
     <w:p>
       <w:r>
@@ -46187,7 +45940,7 @@
 </file>
 
 <file path=word/header1.xml><?xml version="1.0" encoding="utf-8"?>
-<w:hdr xmlns:wpc="http://schemas.microsoft.com/office/word/2010/wordprocessingCanvas" xmlns:cx="http://schemas.microsoft.com/office/drawing/2014/chartex" xmlns:cx1="http://schemas.microsoft.com/office/drawing/2015/9/8/chartex" xmlns:cx2="http://schemas.microsoft.com/office/drawing/2015/10/21/chartex" xmlns:cx3="http://schemas.microsoft.com/office/drawing/2016/5/9/chartex" xmlns:cx4="http://schemas.microsoft.com/office/drawing/2016/5/10/chartex" xmlns:cx5="http://schemas.microsoft.com/office/drawing/2016/5/11/chartex" xmlns:cx6="http://schemas.microsoft.com/office/drawing/2016/5/12/chartex" xmlns:cx7="http://schemas.microsoft.com/office/drawing/2016/5/13/chartex" xmlns:cx8="http://schemas.microsoft.com/office/drawing/2016/5/14/chartex" xmlns:mc="http://schemas.openxmlformats.org/markup-compatibility/2006" xmlns:aink="http://schemas.microsoft.com/office/drawing/2016/ink" xmlns:am3d="http://schemas.microsoft.com/office/drawing/2017/model3d" xmlns:o="urn:schemas-microsoft-com:office:office" xmlns:r="http://schemas.openxmlformats.org/officeDocument/2006/relationships" xmlns:m="http://schemas.openxmlformats.org/officeDocument/2006/math" xmlns:v="urn:schemas-microsoft-com:vml" xmlns:wp14="http://schemas.microsoft.com/office/word/2010/wordprocessingDrawing" xmlns:wp="http://schemas.openxmlformats.org/drawingml/2006/wordprocessingDrawing" xmlns:w10="urn:schemas-microsoft-com:office:word" xmlns:w="http://schemas.openxmlformats.org/wordprocessingml/2006/main" xmlns:w14="http://schemas.microsoft.com/office/word/2010/wordml" xmlns:w15="http://schemas.microsoft.com/office/word/2012/wordml" xmlns:w16cex="http://schemas.microsoft.com/office/word/2018/wordml/cex" xmlns:w16cid="http://schemas.microsoft.com/office/word/2016/wordml/cid" xmlns:w16="http://schemas.microsoft.com/office/word/2018/wordml" xmlns:w16sdtdh="http://schemas.microsoft.com/office/word/2020/wordml/sdtdatahash" xmlns:w16se="http://schemas.microsoft.com/office/word/2015/wordml/symex" xmlns:wpg="http://schemas.microsoft.com/office/word/2010/wordprocessingGroup" xmlns:wpi="http://schemas.microsoft.com/office/word/2010/wordprocessingInk" xmlns:wne="http://schemas.microsoft.com/office/word/2006/wordml" xmlns:wps="http://schemas.microsoft.com/office/word/2010/wordprocessingShape" mc:Ignorable="w14 w15 w16se w16cid w16 w16cex w16sdtdh wp14">
+<w:hdr xmlns:wpc="http://schemas.microsoft.com/office/word/2010/wordprocessingCanvas" xmlns:cx="http://schemas.microsoft.com/office/drawing/2014/chartex" xmlns:cx1="http://schemas.microsoft.com/office/drawing/2015/9/8/chartex" xmlns:cx2="http://schemas.microsoft.com/office/drawing/2015/10/21/chartex" xmlns:cx3="http://schemas.microsoft.com/office/drawing/2016/5/9/chartex" xmlns:cx4="http://schemas.microsoft.com/office/drawing/2016/5/10/chartex" xmlns:cx5="http://schemas.microsoft.com/office/drawing/2016/5/11/chartex" xmlns:cx6="http://schemas.microsoft.com/office/drawing/2016/5/12/chartex" xmlns:cx7="http://schemas.microsoft.com/office/drawing/2016/5/13/chartex" xmlns:cx8="http://schemas.microsoft.com/office/drawing/2016/5/14/chartex" xmlns:mc="http://schemas.openxmlformats.org/markup-compatibility/2006" xmlns:aink="http://schemas.microsoft.com/office/drawing/2016/ink" xmlns:am3d="http://schemas.microsoft.com/office/drawing/2017/model3d" xmlns:o="urn:schemas-microsoft-com:office:office" xmlns:oel="http://schemas.microsoft.com/office/2019/extlst" xmlns:r="http://schemas.openxmlformats.org/officeDocument/2006/relationships" xmlns:m="http://schemas.openxmlformats.org/officeDocument/2006/math" xmlns:v="urn:schemas-microsoft-com:vml" xmlns:wp14="http://schemas.microsoft.com/office/word/2010/wordprocessingDrawing" xmlns:wp="http://schemas.openxmlformats.org/drawingml/2006/wordprocessingDrawing" xmlns:w10="urn:schemas-microsoft-com:office:word" xmlns:w="http://schemas.openxmlformats.org/wordprocessingml/2006/main" xmlns:w14="http://schemas.microsoft.com/office/word/2010/wordml" xmlns:w15="http://schemas.microsoft.com/office/word/2012/wordml" xmlns:w16cex="http://schemas.microsoft.com/office/word/2018/wordml/cex" xmlns:w16cid="http://schemas.microsoft.com/office/word/2016/wordml/cid" xmlns:w16="http://schemas.microsoft.com/office/word/2018/wordml" xmlns:w16du="http://schemas.microsoft.com/office/word/2023/wordml/word16du" xmlns:w16sdtdh="http://schemas.microsoft.com/office/word/2020/wordml/sdtdatahash" xmlns:w16sdtfl="http://schemas.microsoft.com/office/word/2024/wordml/sdtformatlock" xmlns:w16se="http://schemas.microsoft.com/office/word/2015/wordml/symex" xmlns:wpg="http://schemas.microsoft.com/office/word/2010/wordprocessingGroup" xmlns:wpi="http://schemas.microsoft.com/office/word/2010/wordprocessingInk" xmlns:wne="http://schemas.microsoft.com/office/word/2006/wordml" xmlns:wps="http://schemas.microsoft.com/office/word/2010/wordprocessingShape" mc:Ignorable="w14 w15 w16se w16cid w16 w16cex w16sdtdh w16sdtfl w16du wp14">
   <w:p>
     <w:pPr>
       <w:pStyle w:val="Header"/>
@@ -46339,7 +46092,7 @@
 </file>
 
 <file path=word/numbering.xml><?xml version="1.0" encoding="utf-8"?>
-<w:numbering xmlns:wpc="http://schemas.microsoft.com/office/word/2010/wordprocessingCanvas" xmlns:cx="http://schemas.microsoft.com/office/drawing/2014/chartex" xmlns:cx1="http://schemas.microsoft.com/office/drawing/2015/9/8/chartex" xmlns:cx2="http://schemas.microsoft.com/office/drawing/2015/10/21/chartex" xmlns:cx3="http://schemas.microsoft.com/office/drawing/2016/5/9/chartex" xmlns:cx4="http://schemas.microsoft.com/office/drawing/2016/5/10/chartex" xmlns:cx5="http://schemas.microsoft.com/office/drawing/2016/5/11/chartex" xmlns:cx6="http://schemas.microsoft.com/office/drawing/2016/5/12/chartex" xmlns:cx7="http://schemas.microsoft.com/office/drawing/2016/5/13/chartex" xmlns:cx8="http://schemas.microsoft.com/office/drawing/2016/5/14/chartex" xmlns:mc="http://schemas.openxmlformats.org/markup-compatibility/2006" xmlns:aink="http://schemas.microsoft.com/office/drawing/2016/ink" xmlns:am3d="http://schemas.microsoft.com/office/drawing/2017/model3d" xmlns:o="urn:schemas-microsoft-com:office:office" xmlns:r="http://schemas.openxmlformats.org/officeDocument/2006/relationships" xmlns:m="http://schemas.openxmlformats.org/officeDocument/2006/math" xmlns:v="urn:schemas-microsoft-com:vml" xmlns:wp14="http://schemas.microsoft.com/office/word/2010/wordprocessingDrawing" xmlns:wp="http://schemas.openxmlformats.org/drawingml/2006/wordprocessingDrawing" xmlns:w10="urn:schemas-microsoft-com:office:word" xmlns:w="http://schemas.openxmlformats.org/wordprocessingml/2006/main" xmlns:w14="http://schemas.microsoft.com/office/word/2010/wordml" xmlns:w15="http://schemas.microsoft.com/office/word/2012/wordml" xmlns:w16cex="http://schemas.microsoft.com/office/word/2018/wordml/cex" xmlns:w16cid="http://schemas.microsoft.com/office/word/2016/wordml/cid" xmlns:w16="http://schemas.microsoft.com/office/word/2018/wordml" xmlns:w16sdtdh="http://schemas.microsoft.com/office/word/2020/wordml/sdtdatahash" xmlns:w16se="http://schemas.microsoft.com/office/word/2015/wordml/symex" xmlns:wpg="http://schemas.microsoft.com/office/word/2010/wordprocessingGroup" xmlns:wpi="http://schemas.microsoft.com/office/word/2010/wordprocessingInk" xmlns:wne="http://schemas.microsoft.com/office/word/2006/wordml" xmlns:wps="http://schemas.microsoft.com/office/word/2010/wordprocessingShape" mc:Ignorable="w14 w15 w16se w16cid w16 w16cex w16sdtdh wp14">
+<w:numbering xmlns:wpc="http://schemas.microsoft.com/office/word/2010/wordprocessingCanvas" xmlns:cx="http://schemas.microsoft.com/office/drawing/2014/chartex" xmlns:cx1="http://schemas.microsoft.com/office/drawing/2015/9/8/chartex" xmlns:cx2="http://schemas.microsoft.com/office/drawing/2015/10/21/chartex" xmlns:cx3="http://schemas.microsoft.com/office/drawing/2016/5/9/chartex" xmlns:cx4="http://schemas.microsoft.com/office/drawing/2016/5/10/chartex" xmlns:cx5="http://schemas.microsoft.com/office/drawing/2016/5/11/chartex" xmlns:cx6="http://schemas.microsoft.com/office/drawing/2016/5/12/chartex" xmlns:cx7="http://schemas.microsoft.com/office/drawing/2016/5/13/chartex" xmlns:cx8="http://schemas.microsoft.com/office/drawing/2016/5/14/chartex" xmlns:mc="http://schemas.openxmlformats.org/markup-compatibility/2006" xmlns:aink="http://schemas.microsoft.com/office/drawing/2016/ink" xmlns:am3d="http://schemas.microsoft.com/office/drawing/2017/model3d" xmlns:o="urn:schemas-microsoft-com:office:office" xmlns:oel="http://schemas.microsoft.com/office/2019/extlst" xmlns:r="http://schemas.openxmlformats.org/officeDocument/2006/relationships" xmlns:m="http://schemas.openxmlformats.org/officeDocument/2006/math" xmlns:v="urn:schemas-microsoft-com:vml" xmlns:wp14="http://schemas.microsoft.com/office/word/2010/wordprocessingDrawing" xmlns:wp="http://schemas.openxmlformats.org/drawingml/2006/wordprocessingDrawing" xmlns:w10="urn:schemas-microsoft-com:office:word" xmlns:w="http://schemas.openxmlformats.org/wordprocessingml/2006/main" xmlns:w14="http://schemas.microsoft.com/office/word/2010/wordml" xmlns:w15="http://schemas.microsoft.com/office/word/2012/wordml" xmlns:w16cex="http://schemas.microsoft.com/office/word/2018/wordml/cex" xmlns:w16cid="http://schemas.microsoft.com/office/word/2016/wordml/cid" xmlns:w16="http://schemas.microsoft.com/office/word/2018/wordml" xmlns:w16du="http://schemas.microsoft.com/office/word/2023/wordml/word16du" xmlns:w16sdtdh="http://schemas.microsoft.com/office/word/2020/wordml/sdtdatahash" xmlns:w16sdtfl="http://schemas.microsoft.com/office/word/2024/wordml/sdtformatlock" xmlns:w16se="http://schemas.microsoft.com/office/word/2015/wordml/symex" xmlns:wpg="http://schemas.microsoft.com/office/word/2010/wordprocessingGroup" xmlns:wpi="http://schemas.microsoft.com/office/word/2010/wordprocessingInk" xmlns:wne="http://schemas.microsoft.com/office/word/2006/wordml" xmlns:wps="http://schemas.microsoft.com/office/word/2010/wordprocessingShape" mc:Ignorable="w14 w15 w16se w16cid w16 w16cex w16sdtdh w16sdtfl w16du wp14">
   <w:abstractNum w:abstractNumId="0" w15:restartNumberingAfterBreak="0">
     <w:nsid w:val="0C887C39"/>
     <w:multiLevelType w:val="multilevel"/>
@@ -47682,47 +47435,47 @@
       </w:rPr>
     </w:lvl>
   </w:abstractNum>
-  <w:num w:numId="1">
+  <w:num w:numId="1" w16cid:durableId="1509370261">
     <w:abstractNumId w:val="0"/>
   </w:num>
-  <w:num w:numId="2">
+  <w:num w:numId="2" w16cid:durableId="1984119235">
     <w:abstractNumId w:val="11"/>
   </w:num>
-  <w:num w:numId="3">
+  <w:num w:numId="3" w16cid:durableId="1921597175">
     <w:abstractNumId w:val="2"/>
   </w:num>
-  <w:num w:numId="4">
+  <w:num w:numId="4" w16cid:durableId="1205294312">
     <w:abstractNumId w:val="5"/>
   </w:num>
-  <w:num w:numId="5">
+  <w:num w:numId="5" w16cid:durableId="494491943">
     <w:abstractNumId w:val="3"/>
   </w:num>
-  <w:num w:numId="6">
+  <w:num w:numId="6" w16cid:durableId="1764954721">
     <w:abstractNumId w:val="6"/>
   </w:num>
-  <w:num w:numId="7">
+  <w:num w:numId="7" w16cid:durableId="2126920941">
     <w:abstractNumId w:val="7"/>
   </w:num>
-  <w:num w:numId="8">
+  <w:num w:numId="8" w16cid:durableId="1157188043">
     <w:abstractNumId w:val="9"/>
   </w:num>
-  <w:num w:numId="9">
+  <w:num w:numId="9" w16cid:durableId="1875073471">
     <w:abstractNumId w:val="8"/>
   </w:num>
-  <w:num w:numId="10">
+  <w:num w:numId="10" w16cid:durableId="802583006">
     <w:abstractNumId w:val="4"/>
   </w:num>
-  <w:num w:numId="11">
+  <w:num w:numId="11" w16cid:durableId="1315065900">
     <w:abstractNumId w:val="1"/>
   </w:num>
-  <w:num w:numId="12">
+  <w:num w:numId="12" w16cid:durableId="1174304214">
     <w:abstractNumId w:val="10"/>
   </w:num>
 </w:numbering>
 </file>
 
 <file path=word/styles.xml><?xml version="1.0" encoding="utf-8"?>
-<w:styles xmlns:mc="http://schemas.openxmlformats.org/markup-compatibility/2006" xmlns:r="http://schemas.openxmlformats.org/officeDocument/2006/relationships" xmlns:w="http://schemas.openxmlformats.org/wordprocessingml/2006/main" xmlns:w14="http://schemas.microsoft.com/office/word/2010/wordml" xmlns:w15="http://schemas.microsoft.com/office/word/2012/wordml" xmlns:w16cex="http://schemas.microsoft.com/office/word/2018/wordml/cex" xmlns:w16cid="http://schemas.microsoft.com/office/word/2016/wordml/cid" xmlns:w16="http://schemas.microsoft.com/office/word/2018/wordml" xmlns:w16sdtdh="http://schemas.microsoft.com/office/word/2020/wordml/sdtdatahash" xmlns:w16se="http://schemas.microsoft.com/office/word/2015/wordml/symex" mc:Ignorable="w14 w15 w16se w16cid w16 w16cex w16sdtdh">
+<w:styles xmlns:mc="http://schemas.openxmlformats.org/markup-compatibility/2006" xmlns:r="http://schemas.openxmlformats.org/officeDocument/2006/relationships" xmlns:w="http://schemas.openxmlformats.org/wordprocessingml/2006/main" xmlns:w14="http://schemas.microsoft.com/office/word/2010/wordml" xmlns:w15="http://schemas.microsoft.com/office/word/2012/wordml" xmlns:w16cex="http://schemas.microsoft.com/office/word/2018/wordml/cex" xmlns:w16cid="http://schemas.microsoft.com/office/word/2016/wordml/cid" xmlns:w16="http://schemas.microsoft.com/office/word/2018/wordml" xmlns:w16du="http://schemas.microsoft.com/office/word/2023/wordml/word16du" xmlns:w16sdtdh="http://schemas.microsoft.com/office/word/2020/wordml/sdtdatahash" xmlns:w16sdtfl="http://schemas.microsoft.com/office/word/2024/wordml/sdtformatlock" xmlns:w16se="http://schemas.microsoft.com/office/word/2015/wordml/symex" mc:Ignorable="w14 w15 w16se w16cid w16 w16cex w16sdtdh w16sdtfl w16du">
   <w:docDefaults>
     <w:rPrDefault>
       <w:rPr>

--- a/Full Report.docx
+++ b/Full Report.docx
@@ -33689,7 +33689,7 @@
             <w10:borderbottom type="single" width="12"/>
             <w10:borderright type="single" width="12"/>
           </v:shape>
-          <o:OLEObject Type="Embed" ProgID="Equation.DSMT4" ShapeID="_x0000_i1025" DrawAspect="Content" ObjectID="_1840439508" r:id="rId20"/>
+          <o:OLEObject Type="Embed" ProgID="Equation.DSMT4" ShapeID="_x0000_i1025" DrawAspect="Content" ObjectID="_1840472091" r:id="rId20"/>
         </w:object>
       </w:r>
     </w:p>
@@ -33778,7 +33778,612 @@
     </w:p>
     <w:p>
       <w:pPr>
-        <w:jc w:val="lowKashida"/>
+        <w:autoSpaceDE w:val="0"/>
+        <w:autoSpaceDN w:val="0"/>
+        <w:adjustRightInd w:val="0"/>
+        <w:spacing w:before="240" w:after="120"/>
+        <w:jc w:val="both"/>
+        <w:rPr>
+          <w:b/>
+          <w:bCs/>
+          <w:sz w:val="28"/>
+          <w:szCs w:val="28"/>
+          <w:u w:val="single"/>
+        </w:rPr>
+      </w:pPr>
+      <w:r>
+        <w:rPr>
+          <w:b/>
+          <w:bCs/>
+          <w:sz w:val="28"/>
+          <w:szCs w:val="28"/>
+          <w:u w:val="single"/>
+        </w:rPr>
+        <w:lastRenderedPageBreak/>
+        <w:t>Machine Learning Solutions for Action Potential Simulation</w:t>
+      </w:r>
+    </w:p>
+    <w:p>
+      <w:pPr>
+        <w:autoSpaceDE w:val="0"/>
+        <w:autoSpaceDN w:val="0"/>
+        <w:adjustRightInd w:val="0"/>
+        <w:spacing w:before="120" w:after="120"/>
+        <w:jc w:val="both"/>
+        <w:rPr>
+          <w:b/>
+          <w:bCs/>
+        </w:rPr>
+      </w:pPr>
+      <w:r>
+        <w:rPr>
+          <w:b/>
+          <w:bCs/>
+        </w:rPr>
+        <w:t>A. The Nagumo PDE Model</w:t>
+      </w:r>
+    </w:p>
+    <w:p>
+      <w:pPr>
+        <w:autoSpaceDE w:val="0"/>
+        <w:autoSpaceDN w:val="0"/>
+        <w:adjustRightInd w:val="0"/>
+        <w:spacing w:line="276" w:lineRule="auto"/>
+        <w:jc w:val="both"/>
+      </w:pPr>
+      <w:r>
+        <w:t xml:space="preserve">The machine learning experiments in this work are grounded in the </w:t>
+      </w:r>
+      <w:proofErr w:type="spellStart"/>
+      <w:r>
+        <w:t>FitzHugh</w:t>
+      </w:r>
+      <w:proofErr w:type="spellEnd"/>
+      <w:r>
+        <w:t xml:space="preserve">–Nagumo (Nagumo) reaction–diffusion PDE, a well-known simplification of the Hodgkin–Huxley equations that preserves the essential excitability and wave-propagation dynamics of action potentials. The governing PDE for the membrane potential </w:t>
+      </w:r>
+      <w:proofErr w:type="gramStart"/>
+      <w:r>
+        <w:t>u(</w:t>
+      </w:r>
+      <w:proofErr w:type="gramEnd"/>
+      <w:r>
+        <w:t>x, t) is:</w:t>
+      </w:r>
+    </w:p>
+    <w:p>
+      <w:pPr>
+        <w:autoSpaceDE w:val="0"/>
+        <w:autoSpaceDN w:val="0"/>
+        <w:adjustRightInd w:val="0"/>
+        <w:spacing w:before="120" w:after="120"/>
+        <w:jc w:val="center"/>
+      </w:pPr>
+      <w:r>
+        <w:rPr>
+          <w:i/>
+          <w:iCs/>
+        </w:rPr>
+        <w:t xml:space="preserve">∂u/∂t = D ∂²u/∂x² − </w:t>
+      </w:r>
+      <w:proofErr w:type="gramStart"/>
+      <w:r>
+        <w:rPr>
+          <w:i/>
+          <w:iCs/>
+        </w:rPr>
+        <w:t>u(</w:t>
+      </w:r>
+      <w:proofErr w:type="gramEnd"/>
+      <w:r>
+        <w:rPr>
+          <w:i/>
+          <w:iCs/>
+        </w:rPr>
+        <w:t xml:space="preserve">1 − </w:t>
+      </w:r>
+      <w:proofErr w:type="gramStart"/>
+      <w:r>
+        <w:rPr>
+          <w:i/>
+          <w:iCs/>
+        </w:rPr>
+        <w:t>u)(</w:t>
+      </w:r>
+      <w:proofErr w:type="gramEnd"/>
+      <w:r>
+        <w:rPr>
+          <w:i/>
+          <w:iCs/>
+        </w:rPr>
+        <w:t>a − u)</w:t>
+      </w:r>
+    </w:p>
+    <w:p>
+      <w:pPr>
+        <w:autoSpaceDE w:val="0"/>
+        <w:autoSpaceDN w:val="0"/>
+        <w:adjustRightInd w:val="0"/>
+        <w:spacing w:line="276" w:lineRule="auto"/>
+        <w:jc w:val="both"/>
+      </w:pPr>
+      <w:r>
+        <w:t>where D = 0.01 is the diffusion coefficient governing spatial spread of the electrical signal, and a = 0.25 is the threshold parameter controlling excitability. The cubic nonlinearity u(1−</w:t>
+      </w:r>
+      <w:proofErr w:type="gramStart"/>
+      <w:r>
+        <w:t>u)(</w:t>
+      </w:r>
+      <w:proofErr w:type="gramEnd"/>
+      <w:r>
+        <w:t>a−u) acts as a bistable reaction term, producing two stable equilibria (u = 0, resting state; u = 1, excited state) and enabling travelling-wave solutions analogous to physiological action potentials. Boundary conditions enforce a persistent electrical stimulus u(</w:t>
+      </w:r>
+      <w:proofErr w:type="gramStart"/>
+      <w:r>
+        <w:t>0,t</w:t>
+      </w:r>
+      <w:proofErr w:type="gramEnd"/>
+      <w:r>
+        <w:t xml:space="preserve">) = 1 at the left boundary (x = 0), representing continuous </w:t>
+      </w:r>
+      <w:proofErr w:type="spellStart"/>
+      <w:r>
+        <w:t>depolarisation</w:t>
+      </w:r>
+      <w:proofErr w:type="spellEnd"/>
+      <w:r>
+        <w:t xml:space="preserve"> at the stimulus site. The initial condition sets </w:t>
+      </w:r>
+      <w:proofErr w:type="gramStart"/>
+      <w:r>
+        <w:t>u(</w:t>
+      </w:r>
+      <w:proofErr w:type="gramEnd"/>
+      <w:r>
+        <w:t>x, 0) = 1 for x &lt; 0.15 (the initially excited zone) and u = 0 elsewhere.</w:t>
+      </w:r>
+    </w:p>
+    <w:p>
+      <w:pPr>
+        <w:autoSpaceDE w:val="0"/>
+        <w:autoSpaceDN w:val="0"/>
+        <w:adjustRightInd w:val="0"/>
+        <w:spacing w:before="120" w:after="120"/>
+        <w:jc w:val="both"/>
+        <w:rPr>
+          <w:b/>
+          <w:bCs/>
+        </w:rPr>
+      </w:pPr>
+      <w:r>
+        <w:rPr>
+          <w:b/>
+          <w:bCs/>
+        </w:rPr>
+        <w:t>B. Numerical Ground Truth: Finite Difference Solver</w:t>
+      </w:r>
+    </w:p>
+    <w:p>
+      <w:pPr>
+        <w:autoSpaceDE w:val="0"/>
+        <w:autoSpaceDN w:val="0"/>
+        <w:adjustRightInd w:val="0"/>
+        <w:spacing w:line="276" w:lineRule="auto"/>
+        <w:jc w:val="both"/>
+      </w:pPr>
+      <w:r>
+        <w:t xml:space="preserve">Before applying machine learning, a classical finite difference solver was employed on a uniform </w:t>
+      </w:r>
+      <w:proofErr w:type="spellStart"/>
+      <w:r>
+        <w:t>spatio</w:t>
+      </w:r>
+      <w:proofErr w:type="spellEnd"/>
+      <w:r>
+        <w:t xml:space="preserve">-temporal grid to generate high-fidelity reference data. An explicit forward Euler scheme in time with second-order central differences in space was used to advance the solution. This ground-truth dataset </w:t>
+      </w:r>
+      <w:proofErr w:type="spellStart"/>
+      <w:r>
+        <w:t>U_numerical</w:t>
+      </w:r>
+      <w:proofErr w:type="spellEnd"/>
+      <w:r>
+        <w:t xml:space="preserve"> served two purposes: (</w:t>
+      </w:r>
+      <w:proofErr w:type="spellStart"/>
+      <w:r>
+        <w:t>i</w:t>
+      </w:r>
+      <w:proofErr w:type="spellEnd"/>
+      <w:r>
+        <w:t xml:space="preserve">) as a benchmark for quantitative comparison of ML predictions, and (ii) as a source of supervised training data for the hybrid PINN scheme. The numerical solution correctly captures the monotone travelling wavefront propagating from left to right, with the sharp transition layer </w:t>
+      </w:r>
+      <w:r>
+        <w:t>between u = 0 and u = 1 characteristic of Nagumo dynamics.</w:t>
+      </w:r>
+    </w:p>
+    <w:p>
+      <w:pPr>
+        <w:autoSpaceDE w:val="0"/>
+        <w:autoSpaceDN w:val="0"/>
+        <w:adjustRightInd w:val="0"/>
+        <w:spacing w:before="120" w:after="120"/>
+        <w:jc w:val="both"/>
+        <w:rPr>
+          <w:b/>
+          <w:bCs/>
+        </w:rPr>
+      </w:pPr>
+      <w:r>
+        <w:rPr>
+          <w:b/>
+          <w:bCs/>
+        </w:rPr>
+        <w:t>C. ML Scheme 1: Standard Physics-Informed Neural Network (PINN)</w:t>
+      </w:r>
+    </w:p>
+    <w:p>
+      <w:pPr>
+        <w:autoSpaceDE w:val="0"/>
+        <w:autoSpaceDN w:val="0"/>
+        <w:adjustRightInd w:val="0"/>
+        <w:spacing w:line="276" w:lineRule="auto"/>
+        <w:jc w:val="both"/>
+      </w:pPr>
+      <w:r>
+        <w:t xml:space="preserve">The first scheme employs a standard Physics-Informed Neural Network (PINN). The network architecture consists of a four-layer fully connected network with input dimension 2 (t, x), two hidden layers of 128 neurons, one hidden layer of 64 neurons, and </w:t>
+      </w:r>
+      <w:proofErr w:type="gramStart"/>
+      <w:r>
+        <w:t>a scalar output u. Hyperbolic tangent activations</w:t>
+      </w:r>
+      <w:proofErr w:type="gramEnd"/>
+      <w:r>
+        <w:t xml:space="preserve"> are used throughout to ensure smooth second-order spatial derivatives can be computed via automatic differentiation (AD). The composite loss function is:</w:t>
+      </w:r>
+    </w:p>
+    <w:p>
+      <w:pPr>
+        <w:autoSpaceDE w:val="0"/>
+        <w:autoSpaceDN w:val="0"/>
+        <w:adjustRightInd w:val="0"/>
+        <w:spacing w:before="80" w:after="80"/>
+        <w:jc w:val="center"/>
+      </w:pPr>
+      <w:r>
+        <w:rPr>
+          <w:i/>
+          <w:iCs/>
+        </w:rPr>
+        <w:t>L = L_PDE + 15 L_BC + 15 L_IC</w:t>
+      </w:r>
+    </w:p>
+    <w:p>
+      <w:pPr>
+        <w:autoSpaceDE w:val="0"/>
+        <w:autoSpaceDN w:val="0"/>
+        <w:adjustRightInd w:val="0"/>
+        <w:spacing w:line="276" w:lineRule="auto"/>
+        <w:jc w:val="both"/>
+      </w:pPr>
+      <w:r>
+        <w:t>where L_PDE is the mean squared residual of the Nagumo PDE evaluated at 300 random collocation points per epoch, L_BC enforces u(</w:t>
+      </w:r>
+      <w:proofErr w:type="gramStart"/>
+      <w:r>
+        <w:t>0,t</w:t>
+      </w:r>
+      <w:proofErr w:type="gramEnd"/>
+      <w:r>
+        <w:t xml:space="preserve">) = 1 at 100 random time points, and L_IC enforces the piecewise initial condition at 100 random spatial points. The boundary and initial condition losses are heavily weighted (factor 15) to prevent the network from collapsing to a trivial flat solution. Training uses the Adam </w:t>
+      </w:r>
+      <w:proofErr w:type="spellStart"/>
+      <w:r>
+        <w:t>optimiser</w:t>
+      </w:r>
+      <w:proofErr w:type="spellEnd"/>
+      <w:r>
+        <w:t xml:space="preserve"> with an initial learning rate of 8×10⁻⁴ and a cosine annealing schedule over 20,000 epochs, facilitating fine-grained convergence around the sharp wavefront.</w:t>
+      </w:r>
+    </w:p>
+    <w:p>
+      <w:pPr>
+        <w:autoSpaceDE w:val="0"/>
+        <w:autoSpaceDN w:val="0"/>
+        <w:adjustRightInd w:val="0"/>
+        <w:spacing w:before="120" w:after="120"/>
+        <w:jc w:val="both"/>
+        <w:rPr>
+          <w:b/>
+          <w:bCs/>
+        </w:rPr>
+      </w:pPr>
+      <w:r>
+        <w:rPr>
+          <w:b/>
+          <w:bCs/>
+        </w:rPr>
+        <w:t>D. ML Scheme 2: Hybrid Data-Informed PINN</w:t>
+      </w:r>
+    </w:p>
+    <w:p>
+      <w:pPr>
+        <w:autoSpaceDE w:val="0"/>
+        <w:autoSpaceDN w:val="0"/>
+        <w:adjustRightInd w:val="0"/>
+        <w:spacing w:line="276" w:lineRule="auto"/>
+        <w:jc w:val="both"/>
+      </w:pPr>
+      <w:r>
+        <w:t xml:space="preserve">The second scheme augments the standard PINN with sparse ground-truth observations sampled from the finite difference solution. A total of 500 (t, x, u) triplets </w:t>
+      </w:r>
+      <w:proofErr w:type="gramStart"/>
+      <w:r>
+        <w:t>are</w:t>
+      </w:r>
+      <w:proofErr w:type="gramEnd"/>
+      <w:r>
+        <w:t xml:space="preserve"> drawn uniformly at random from the numerical solution grid. The total training loss becomes:</w:t>
+      </w:r>
+    </w:p>
+    <w:p>
+      <w:pPr>
+        <w:autoSpaceDE w:val="0"/>
+        <w:autoSpaceDN w:val="0"/>
+        <w:adjustRightInd w:val="0"/>
+        <w:spacing w:before="80" w:after="80"/>
+        <w:jc w:val="center"/>
+      </w:pPr>
+      <w:proofErr w:type="spellStart"/>
+      <w:r>
+        <w:rPr>
+          <w:i/>
+          <w:iCs/>
+        </w:rPr>
+        <w:t>L_total</w:t>
+      </w:r>
+      <w:proofErr w:type="spellEnd"/>
+      <w:r>
+        <w:rPr>
+          <w:i/>
+          <w:iCs/>
+        </w:rPr>
+        <w:t xml:space="preserve"> = L_PDE + 15 L_BC + 15 L_IC + 30 </w:t>
+      </w:r>
+      <w:proofErr w:type="spellStart"/>
+      <w:r>
+        <w:rPr>
+          <w:i/>
+          <w:iCs/>
+        </w:rPr>
+        <w:t>L_data</w:t>
+      </w:r>
+      <w:proofErr w:type="spellEnd"/>
+    </w:p>
+    <w:p>
+      <w:pPr>
+        <w:autoSpaceDE w:val="0"/>
+        <w:autoSpaceDN w:val="0"/>
+        <w:adjustRightInd w:val="0"/>
+        <w:spacing w:line="276" w:lineRule="auto"/>
+        <w:jc w:val="both"/>
+      </w:pPr>
+      <w:r>
+        <w:t xml:space="preserve">The data fidelity term </w:t>
+      </w:r>
+      <w:proofErr w:type="spellStart"/>
+      <w:r>
+        <w:t>L_data</w:t>
+      </w:r>
+      <w:proofErr w:type="spellEnd"/>
+      <w:r>
+        <w:t xml:space="preserve"> is weighted at 30, reflecting high confidence in the numerical ground truth. The data-informed constraint anchors the network to physically correct solution profiles, substantially reducing the ambiguity introduced by </w:t>
+      </w:r>
+      <w:r>
+        <w:lastRenderedPageBreak/>
+        <w:t>the non-convex PDE loss landscape. This scheme is trained for 15,000 epochs using Adam with a step learning rate scheduler (factor 0.5 every 5,000 epochs), yielding faster convergence and improved tracking of the wavefront position compared to the pure PINN.</w:t>
+      </w:r>
+    </w:p>
+    <w:p>
+      <w:pPr>
+        <w:autoSpaceDE w:val="0"/>
+        <w:autoSpaceDN w:val="0"/>
+        <w:adjustRightInd w:val="0"/>
+        <w:spacing w:before="120" w:after="120"/>
+        <w:jc w:val="both"/>
+        <w:rPr>
+          <w:b/>
+          <w:bCs/>
+        </w:rPr>
+      </w:pPr>
+      <w:r>
+        <w:rPr>
+          <w:b/>
+          <w:bCs/>
+        </w:rPr>
+        <w:t>E. ML Scheme 3: Discrete-Time Neural Step Solver</w:t>
+      </w:r>
+    </w:p>
+    <w:p>
+      <w:pPr>
+        <w:autoSpaceDE w:val="0"/>
+        <w:autoSpaceDN w:val="0"/>
+        <w:adjustRightInd w:val="0"/>
+        <w:spacing w:line="276" w:lineRule="auto"/>
+        <w:jc w:val="both"/>
+      </w:pPr>
+      <w:r>
+        <w:t xml:space="preserve">The third scheme adopts a fundamentally different paradigm: rather than solving the PDE in a continuous space-time domain, a shallow neural network learns the discrete time-stepping operator. The </w:t>
+      </w:r>
+      <w:proofErr w:type="spellStart"/>
+      <w:r>
+        <w:t>NeuralStepSolver</w:t>
+      </w:r>
+      <w:proofErr w:type="spellEnd"/>
+      <w:r>
+        <w:t xml:space="preserve"> maps the current spatial profile </w:t>
+      </w:r>
+      <w:proofErr w:type="spellStart"/>
+      <w:r>
+        <w:t>u^n</w:t>
+      </w:r>
+      <w:proofErr w:type="spellEnd"/>
+      <w:r>
+        <w:t xml:space="preserve"> to the next time step u^(n+1) via a residual update: u^(n+1) = </w:t>
+      </w:r>
+      <w:proofErr w:type="spellStart"/>
+      <w:r>
+        <w:t>u^n</w:t>
+      </w:r>
+      <w:proofErr w:type="spellEnd"/>
+      <w:r>
+        <w:t xml:space="preserve"> + </w:t>
+      </w:r>
+      <w:proofErr w:type="spellStart"/>
+      <w:r>
+        <w:t>Δt</w:t>
+      </w:r>
+      <w:proofErr w:type="spellEnd"/>
+      <w:r>
+        <w:t xml:space="preserve"> </w:t>
+      </w:r>
+      <w:proofErr w:type="spellStart"/>
+      <w:r>
+        <w:t>f_θ</w:t>
+      </w:r>
+      <w:proofErr w:type="spellEnd"/>
+      <w:r>
+        <w:t>(</w:t>
+      </w:r>
+      <w:proofErr w:type="spellStart"/>
+      <w:r>
+        <w:t>u^n</w:t>
+      </w:r>
+      <w:proofErr w:type="spellEnd"/>
+      <w:r>
+        <w:t xml:space="preserve">), where </w:t>
+      </w:r>
+      <w:proofErr w:type="spellStart"/>
+      <w:r>
+        <w:t>f_θ</w:t>
+      </w:r>
+      <w:proofErr w:type="spellEnd"/>
+      <w:r>
+        <w:t xml:space="preserve"> is a two-hidden-layer network (64 neurons each, tanh activations). Pre-training is performed in a supervised fashion on consecutive time-slice pairs extracted from the finite difference solution, with </w:t>
+      </w:r>
+      <w:proofErr w:type="spellStart"/>
+      <w:r>
+        <w:t>Δt</w:t>
+      </w:r>
+      <w:proofErr w:type="spellEnd"/>
+      <w:r>
+        <w:t xml:space="preserve"> = 0.001 and 6,000 training epochs. At inference time, the network rolls out </w:t>
+      </w:r>
+      <w:proofErr w:type="gramStart"/>
+      <w:r>
+        <w:t>500 time</w:t>
+      </w:r>
+      <w:proofErr w:type="gramEnd"/>
+      <w:r>
+        <w:t xml:space="preserve"> steps starting from the initial condition, producing the solution profile at t = 0.5. This approach trades interpretability for computational speed: the inference loop completes in a fraction of a second once training is complete, making it attractive for real-time simulation scenarios.</w:t>
+      </w:r>
+    </w:p>
+    <w:p>
+      <w:pPr>
+        <w:autoSpaceDE w:val="0"/>
+        <w:autoSpaceDN w:val="0"/>
+        <w:adjustRightInd w:val="0"/>
+        <w:spacing w:before="120" w:after="120"/>
+        <w:jc w:val="both"/>
+        <w:rPr>
+          <w:b/>
+          <w:bCs/>
+        </w:rPr>
+      </w:pPr>
+      <w:r>
+        <w:rPr>
+          <w:b/>
+          <w:bCs/>
+        </w:rPr>
+        <w:t>F. Simulation Results and Comparative Analysis</w:t>
+      </w:r>
+    </w:p>
+    <w:p>
+      <w:pPr>
+        <w:autoSpaceDE w:val="0"/>
+        <w:autoSpaceDN w:val="0"/>
+        <w:adjustRightInd w:val="0"/>
+        <w:spacing w:line="276" w:lineRule="auto"/>
+        <w:jc w:val="both"/>
+      </w:pPr>
+      <w:r>
+        <w:t xml:space="preserve">Three graphical outputs were generated to evaluate the three schemes. Plot 1 shows the spatial profile of </w:t>
+      </w:r>
+      <w:proofErr w:type="gramStart"/>
+      <w:r>
+        <w:t>u(</w:t>
+      </w:r>
+      <w:proofErr w:type="gramEnd"/>
+      <w:r>
+        <w:t xml:space="preserve">x, 0.5) across the nerve fiber domain x </w:t>
+      </w:r>
+      <w:r>
+        <w:rPr>
+          <w:rFonts w:ascii="Cambria Math" w:hAnsi="Cambria Math" w:cs="Cambria Math"/>
+        </w:rPr>
+        <w:t>∈</w:t>
+      </w:r>
+      <w:r>
+        <w:t xml:space="preserve"> [0,1] for all three ML schemes alongside the finite difference ground truth. The Hybrid PINN (Scheme 2) achieves the closest agreement with the ground truth, reproducing the sharp sigmoidal wavefront and the resting/excited plateau regions. The Standard PINN (Scheme 1) captures the general shape but exhibits smoother transitions due to spectral bias in neural networks. The Neural Step Solver (Scheme 3) is competitive in the resting and </w:t>
+      </w:r>
+      <w:proofErr w:type="gramStart"/>
+      <w:r>
+        <w:t>excited</w:t>
+      </w:r>
+      <w:proofErr w:type="gramEnd"/>
+      <w:r>
+        <w:t xml:space="preserve"> regions but accumulates </w:t>
+      </w:r>
+      <w:proofErr w:type="gramStart"/>
+      <w:r>
+        <w:t>step-wise</w:t>
+      </w:r>
+      <w:proofErr w:type="gramEnd"/>
+      <w:r>
+        <w:t xml:space="preserve"> error in the transition layer over 500 iterations.</w:t>
+      </w:r>
+    </w:p>
+    <w:p>
+      <w:pPr>
+        <w:autoSpaceDE w:val="0"/>
+        <w:autoSpaceDN w:val="0"/>
+        <w:adjustRightInd w:val="0"/>
+        <w:spacing w:line="276" w:lineRule="auto"/>
+        <w:jc w:val="both"/>
+      </w:pPr>
+      <w:r>
+        <w:t xml:space="preserve">Plot 2 presents spatiotemporal 2D heatmaps of </w:t>
+      </w:r>
+      <w:proofErr w:type="gramStart"/>
+      <w:r>
+        <w:t>u(</w:t>
+      </w:r>
+      <w:proofErr w:type="gramEnd"/>
+      <w:r>
+        <w:t xml:space="preserve">x, t) over the full domain [0,1] × [0,1] for the ground truth and Schemes 1 and 2, using a “jet” </w:t>
+      </w:r>
+      <w:proofErr w:type="spellStart"/>
+      <w:r>
+        <w:t>colour</w:t>
+      </w:r>
+      <w:proofErr w:type="spellEnd"/>
+      <w:r>
+        <w:t xml:space="preserve"> map. The ground truth heatmap clearly shows the rightward-propagating wavefront as a diagonal band of elevated u values. Scheme 2 replicates this pattern faithfully, whereas Scheme 1 shows a slightly smeared transition band, consistent with the spectral bias of purely collocation-based training. Plot 3 is a bar chart comparing training and inference wall-clock times across the three schemes. The Standard PINN has the longest training time (20,000 epochs), Scheme 2 is faster (15,000 epochs), and Scheme 3 has the lowest inference cost—demonstrating the trade-off between accuracy and computational efficiency that is central to neural PDE solvers.</w:t>
+      </w:r>
+    </w:p>
+    <w:p>
+      <w:pPr>
+        <w:spacing w:after="160" w:line="259" w:lineRule="auto"/>
         <w:rPr>
           <w:rFonts w:asciiTheme="majorBidi" w:hAnsiTheme="majorBidi" w:cstheme="majorBidi"/>
           <w:b/>
@@ -33799,10 +34404,12 @@
           <w:szCs w:val="28"/>
           <w:u w:val="single"/>
         </w:rPr>
-        <w:lastRenderedPageBreak/>
-        <w:t xml:space="preserve">The </w:t>
-      </w:r>
-      <w:r>
+        <w:br w:type="page"/>
+      </w:r>
+    </w:p>
+    <w:p>
+      <w:pPr>
+        <w:spacing w:after="160" w:line="259" w:lineRule="auto"/>
         <w:rPr>
           <w:rFonts w:asciiTheme="majorBidi" w:hAnsiTheme="majorBidi" w:cstheme="majorBidi"/>
           <w:b/>
@@ -33812,8 +34419,7 @@
           <w:szCs w:val="28"/>
           <w:u w:val="single"/>
         </w:rPr>
-        <w:t>S</w:t>
-      </w:r>
+      </w:pPr>
       <w:r>
         <w:rPr>
           <w:rFonts w:asciiTheme="majorBidi" w:hAnsiTheme="majorBidi" w:cstheme="majorBidi"/>
@@ -33824,9 +34430,13 @@
           <w:szCs w:val="28"/>
           <w:u w:val="single"/>
         </w:rPr>
-        <w:t>oluti</w:t>
-      </w:r>
-      <w:r>
+        <w:lastRenderedPageBreak/>
+        <w:br w:type="page"/>
+      </w:r>
+    </w:p>
+    <w:p>
+      <w:pPr>
+        <w:spacing w:after="160" w:line="259" w:lineRule="auto"/>
         <w:rPr>
           <w:rFonts w:asciiTheme="majorBidi" w:hAnsiTheme="majorBidi" w:cstheme="majorBidi"/>
           <w:b/>
@@ -33836,8 +34446,7 @@
           <w:szCs w:val="28"/>
           <w:u w:val="single"/>
         </w:rPr>
-        <w:t>o</w:t>
-      </w:r>
+      </w:pPr>
       <w:r>
         <w:rPr>
           <w:rFonts w:asciiTheme="majorBidi" w:hAnsiTheme="majorBidi" w:cstheme="majorBidi"/>
@@ -33848,6 +34457,136 @@
           <w:szCs w:val="28"/>
           <w:u w:val="single"/>
         </w:rPr>
+        <w:lastRenderedPageBreak/>
+        <w:br w:type="page"/>
+      </w:r>
+    </w:p>
+    <w:p>
+      <w:pPr>
+        <w:spacing w:after="160" w:line="259" w:lineRule="auto"/>
+        <w:rPr>
+          <w:rFonts w:asciiTheme="majorBidi" w:hAnsiTheme="majorBidi" w:cstheme="majorBidi"/>
+          <w:b/>
+          <w:bCs/>
+          <w:noProof/>
+          <w:sz w:val="28"/>
+          <w:szCs w:val="28"/>
+          <w:u w:val="single"/>
+        </w:rPr>
+      </w:pPr>
+      <w:r>
+        <w:rPr>
+          <w:rFonts w:asciiTheme="majorBidi" w:hAnsiTheme="majorBidi" w:cstheme="majorBidi"/>
+          <w:b/>
+          <w:bCs/>
+          <w:noProof/>
+          <w:sz w:val="28"/>
+          <w:szCs w:val="28"/>
+          <w:u w:val="single"/>
+        </w:rPr>
+        <w:lastRenderedPageBreak/>
+        <w:br w:type="page"/>
+      </w:r>
+    </w:p>
+    <w:p>
+      <w:pPr>
+        <w:spacing w:after="160" w:line="259" w:lineRule="auto"/>
+        <w:rPr>
+          <w:rFonts w:asciiTheme="majorBidi" w:hAnsiTheme="majorBidi" w:cstheme="majorBidi"/>
+          <w:b/>
+          <w:bCs/>
+          <w:noProof/>
+          <w:sz w:val="28"/>
+          <w:szCs w:val="28"/>
+          <w:u w:val="single"/>
+        </w:rPr>
+      </w:pPr>
+      <w:r>
+        <w:rPr>
+          <w:rFonts w:asciiTheme="majorBidi" w:hAnsiTheme="majorBidi" w:cstheme="majorBidi"/>
+          <w:b/>
+          <w:bCs/>
+          <w:noProof/>
+          <w:sz w:val="28"/>
+          <w:szCs w:val="28"/>
+          <w:u w:val="single"/>
+        </w:rPr>
+        <w:lastRenderedPageBreak/>
+        <w:br w:type="page"/>
+      </w:r>
+    </w:p>
+    <w:p>
+      <w:pPr>
+        <w:jc w:val="lowKashida"/>
+        <w:rPr>
+          <w:rFonts w:asciiTheme="majorBidi" w:hAnsiTheme="majorBidi" w:cstheme="majorBidi"/>
+          <w:b/>
+          <w:bCs/>
+          <w:noProof/>
+          <w:sz w:val="28"/>
+          <w:szCs w:val="28"/>
+          <w:u w:val="single"/>
+        </w:rPr>
+      </w:pPr>
+      <w:r>
+        <w:rPr>
+          <w:rFonts w:asciiTheme="majorBidi" w:hAnsiTheme="majorBidi" w:cstheme="majorBidi"/>
+          <w:b/>
+          <w:bCs/>
+          <w:noProof/>
+          <w:sz w:val="28"/>
+          <w:szCs w:val="28"/>
+          <w:u w:val="single"/>
+        </w:rPr>
+        <w:lastRenderedPageBreak/>
+        <w:t xml:space="preserve">The </w:t>
+      </w:r>
+      <w:r>
+        <w:rPr>
+          <w:rFonts w:asciiTheme="majorBidi" w:hAnsiTheme="majorBidi" w:cstheme="majorBidi"/>
+          <w:b/>
+          <w:bCs/>
+          <w:noProof/>
+          <w:sz w:val="28"/>
+          <w:szCs w:val="28"/>
+          <w:u w:val="single"/>
+        </w:rPr>
+        <w:t>S</w:t>
+      </w:r>
+      <w:r>
+        <w:rPr>
+          <w:rFonts w:asciiTheme="majorBidi" w:hAnsiTheme="majorBidi" w:cstheme="majorBidi"/>
+          <w:b/>
+          <w:bCs/>
+          <w:noProof/>
+          <w:sz w:val="28"/>
+          <w:szCs w:val="28"/>
+          <w:u w:val="single"/>
+        </w:rPr>
+        <w:t>oluti</w:t>
+      </w:r>
+      <w:r>
+        <w:rPr>
+          <w:rFonts w:asciiTheme="majorBidi" w:hAnsiTheme="majorBidi" w:cstheme="majorBidi"/>
+          <w:b/>
+          <w:bCs/>
+          <w:noProof/>
+          <w:sz w:val="28"/>
+          <w:szCs w:val="28"/>
+          <w:u w:val="single"/>
+        </w:rPr>
+        <w:t>o</w:t>
+      </w:r>
+      <w:r>
+        <w:rPr>
+          <w:rFonts w:asciiTheme="majorBidi" w:hAnsiTheme="majorBidi" w:cstheme="majorBidi"/>
+          <w:b/>
+          <w:bCs/>
+          <w:noProof/>
+          <w:sz w:val="28"/>
+          <w:szCs w:val="28"/>
+          <w:u w:val="single"/>
+        </w:rPr>
         <w:t>n of Heimburg equation:</w:t>
       </w:r>
     </w:p>
@@ -34124,7 +34863,7 @@
           <v:shape id="_x0000_i1026" type="#_x0000_t75" style="width:42pt;height:18pt" o:ole="">
             <v:imagedata r:id="rId21" o:title=""/>
           </v:shape>
-          <o:OLEObject Type="Embed" ProgID="Equation.DSMT4" ShapeID="_x0000_i1026" DrawAspect="Content" ObjectID="_1840439509" r:id="rId22"/>
+          <o:OLEObject Type="Embed" ProgID="Equation.DSMT4" ShapeID="_x0000_i1026" DrawAspect="Content" ObjectID="_1840472092" r:id="rId22"/>
         </w:object>
       </w:r>
       <w:bookmarkEnd w:id="11"/>
@@ -38540,7 +39279,7 @@
           <v:shape id="_x0000_i1027" type="#_x0000_t75" style="width:9pt;height:14.4pt" o:ole="">
             <v:imagedata r:id="rId28" o:title=""/>
           </v:shape>
-          <o:OLEObject Type="Embed" ProgID="Equation.DSMT4" ShapeID="_x0000_i1027" DrawAspect="Content" ObjectID="_1840439510" r:id="rId29"/>
+          <o:OLEObject Type="Embed" ProgID="Equation.DSMT4" ShapeID="_x0000_i1027" DrawAspect="Content" ObjectID="_1840472093" r:id="rId29"/>
         </w:object>
       </w:r>
       <w:r>
